--- a/Knowledge/3-Work knowledge/1-Software Engineering/2-Testing/5-My Source/1-ISTQB Foundation Level/1-Testing terms/1-Evaluating quality and Quality Status.docx
+++ b/Knowledge/3-Work knowledge/1-Software Engineering/2-Testing/5-My Source/1-ISTQB Foundation Level/1-Testing terms/1-Evaluating quality and Quality Status.docx
@@ -26,51 +26,77 @@
       </w:pPr>
       <w:r>
         <w:rPr>
-          <w:b/>
-          <w:shd w:val="clear" w:color="auto" w:fill="B7B7B7"/>
-        </w:rPr>
-        <w:t># Source</w:t>
-      </w:r>
-      <w:r>
-        <w:rPr>
-          <w:shd w:val="clear" w:color="auto" w:fill="B7B7B7"/>
-        </w:rPr>
-        <w:t xml:space="preserve">: </w:t>
-      </w:r>
-      <w:r>
-        <w:rPr>
-          <w:b/>
-          <w:shd w:val="clear" w:color="auto" w:fill="B7B7B7"/>
-        </w:rPr>
-        <w:t xml:space="preserve">Chatgpt </w:t>
-      </w:r>
-      <w:r>
-        <w:rPr>
-          <w:b/>
-          <w:sz w:val="14"/>
-          <w:szCs w:val="14"/>
-          <w:shd w:val="clear" w:color="auto" w:fill="B7B7B7"/>
-        </w:rPr>
-        <w:t>(GPT</w:t>
-      </w:r>
-      <w:r>
-        <w:rPr>
-          <w:rFonts w:ascii="Cambria Math" w:hAnsi="Cambria Math" w:cs="Cambria Math"/>
-          <w:b/>
-          <w:sz w:val="14"/>
-          <w:szCs w:val="14"/>
-          <w:shd w:val="clear" w:color="auto" w:fill="B7B7B7"/>
+          <w:rFonts w:ascii="Arial" w:eastAsia="Arial" w:hAnsi="Arial" w:cs="Arial"/>
+          <w:b/>
+          <w:color w:val="000000"/>
+          <w:sz w:val="18"/>
+          <w:highlight w:val="lightGray"/>
+        </w:rPr>
+        <w:t># Source: AI Source: Provided by: [Data Path</w:t>
+      </w:r>
+      <w:r>
+        <w:rPr>
+          <w:rFonts w:ascii="Arial" w:eastAsia="Arial" w:hAnsi="Arial" w:cs="Arial"/>
+          <w:color w:val="000000"/>
+          <w:sz w:val="18"/>
+          <w:highlight w:val="lightGray"/>
+        </w:rPr>
+        <w:t xml:space="preserve">: Persons Table -&gt; ID Column: 1, Name_En Column: Motasem Essam] -&gt; </w:t>
+      </w:r>
+      <w:r>
+        <w:rPr>
+          <w:rFonts w:ascii="Arial" w:eastAsia="Arial" w:hAnsi="Arial" w:cs="Arial"/>
+          <w:b/>
+          <w:color w:val="000000"/>
+          <w:sz w:val="18"/>
+          <w:highlight w:val="lightGray"/>
+        </w:rPr>
+        <w:t>From:</w:t>
+      </w:r>
+      <w:r>
+        <w:rPr>
+          <w:rFonts w:ascii="Arial" w:eastAsia="Arial" w:hAnsi="Arial" w:cs="Arial"/>
+          <w:color w:val="000000"/>
+          <w:sz w:val="18"/>
+          <w:highlight w:val="lightGray"/>
+        </w:rPr>
+        <w:t xml:space="preserve"> [Chatgpt (GPT</w:t>
+      </w:r>
+      <w:r>
+        <w:rPr>
+          <w:rFonts w:ascii="Arial" w:eastAsia="Arial" w:hAnsi="Arial" w:cs="Cambria Math"/>
+          <w:color w:val="000000"/>
+          <w:sz w:val="18"/>
+          <w:highlight w:val="lightGray"/>
         </w:rPr>
         <w:t>‑</w:t>
       </w:r>
       <w:r>
         <w:rPr>
-          <w:b/>
-          <w:sz w:val="14"/>
-          <w:szCs w:val="14"/>
-          <w:shd w:val="clear" w:color="auto" w:fill="B7B7B7"/>
-        </w:rPr>
-        <w:t>5 Mini) at [8/12/2025]</w:t>
+          <w:rFonts w:ascii="Arial" w:eastAsia="Arial" w:hAnsi="Arial" w:cs="Arial"/>
+          <w:color w:val="000000"/>
+          <w:sz w:val="18"/>
+          <w:highlight w:val="lightGray"/>
+        </w:rPr>
+        <w:t xml:space="preserve">5 Mini)] </w:t>
+      </w:r>
+      <w:r>
+        <w:rPr>
+          <w:rFonts w:ascii="Arial" w:eastAsia="Arial" w:hAnsi="Arial" w:cs="Arial"/>
+          <w:b/>
+          <w:color w:val="000000"/>
+          <w:sz w:val="18"/>
+          <w:highlight w:val="lightGray"/>
+        </w:rPr>
+        <w:t>on</w:t>
+      </w:r>
+      <w:r>
+        <w:rPr>
+          <w:rFonts w:ascii="Arial" w:eastAsia="Arial" w:hAnsi="Arial"/>
+          <w:sz w:val="18"/>
+          <w:highlight w:val="lightGray"/>
+        </w:rPr>
+        <w:t xml:space="preserve"> [8/12/2025]</w:t>
       </w:r>
     </w:p>
     <w:p>
@@ -114,7 +140,7 @@
           <w:ilvl w:val="0"/>
           <w:numId w:val="2"/>
         </w:numPr>
-        <w:spacing w:before="240"/>
+        <w:spacing w:before="240" w:after="0" w:line="276" w:lineRule="auto"/>
       </w:pPr>
       <w:r>
         <w:rPr>
@@ -142,6 +168,7 @@
           <w:ilvl w:val="0"/>
           <w:numId w:val="2"/>
         </w:numPr>
+        <w:spacing w:after="0" w:line="276" w:lineRule="auto"/>
       </w:pPr>
       <w:r>
         <w:rPr>
@@ -169,6 +196,7 @@
           <w:ilvl w:val="0"/>
           <w:numId w:val="2"/>
         </w:numPr>
+        <w:spacing w:after="0" w:line="276" w:lineRule="auto"/>
       </w:pPr>
       <w:r>
         <w:rPr>
@@ -196,6 +224,7 @@
           <w:ilvl w:val="0"/>
           <w:numId w:val="2"/>
         </w:numPr>
+        <w:spacing w:after="0" w:line="276" w:lineRule="auto"/>
       </w:pPr>
       <w:r>
         <w:rPr>
@@ -223,7 +252,7 @@
           <w:ilvl w:val="0"/>
           <w:numId w:val="2"/>
         </w:numPr>
-        <w:spacing w:after="240"/>
+        <w:spacing w:after="240" w:line="276" w:lineRule="auto"/>
       </w:pPr>
       <w:r>
         <w:rPr>
@@ -241,7 +270,7 @@
     </w:p>
     <w:p>
       <w:r>
-        <w:pict w14:anchorId="5BD5F131">
+        <w:pict w14:anchorId="58535BF7">
           <v:rect id="_x0000_i1025" style="width:0;height:1.5pt" o:hralign="center" o:hrstd="t" o:hr="t" fillcolor="#a0a0a0" stroked="f"/>
         </w:pict>
       </w:r>
@@ -262,51 +291,77 @@
       </w:pPr>
       <w:r>
         <w:rPr>
-          <w:b/>
-          <w:shd w:val="clear" w:color="auto" w:fill="B7B7B7"/>
-        </w:rPr>
-        <w:t># Source</w:t>
-      </w:r>
-      <w:r>
-        <w:rPr>
-          <w:shd w:val="clear" w:color="auto" w:fill="B7B7B7"/>
-        </w:rPr>
-        <w:t xml:space="preserve">: </w:t>
-      </w:r>
-      <w:r>
-        <w:rPr>
-          <w:b/>
-          <w:shd w:val="clear" w:color="auto" w:fill="B7B7B7"/>
-        </w:rPr>
-        <w:t xml:space="preserve">Chatgpt </w:t>
-      </w:r>
-      <w:r>
-        <w:rPr>
-          <w:b/>
-          <w:sz w:val="14"/>
-          <w:szCs w:val="14"/>
-          <w:shd w:val="clear" w:color="auto" w:fill="B7B7B7"/>
-        </w:rPr>
-        <w:t>(GPT</w:t>
-      </w:r>
-      <w:r>
-        <w:rPr>
-          <w:rFonts w:ascii="Cambria Math" w:hAnsi="Cambria Math" w:cs="Cambria Math"/>
-          <w:b/>
-          <w:sz w:val="14"/>
-          <w:szCs w:val="14"/>
-          <w:shd w:val="clear" w:color="auto" w:fill="B7B7B7"/>
+          <w:rFonts w:ascii="Arial" w:eastAsia="Arial" w:hAnsi="Arial" w:cs="Arial"/>
+          <w:b/>
+          <w:color w:val="000000"/>
+          <w:sz w:val="18"/>
+          <w:highlight w:val="lightGray"/>
+        </w:rPr>
+        <w:t># Source: AI Source: Provided by: [Data Path</w:t>
+      </w:r>
+      <w:r>
+        <w:rPr>
+          <w:rFonts w:ascii="Arial" w:eastAsia="Arial" w:hAnsi="Arial" w:cs="Arial"/>
+          <w:color w:val="000000"/>
+          <w:sz w:val="18"/>
+          <w:highlight w:val="lightGray"/>
+        </w:rPr>
+        <w:t xml:space="preserve">: Persons Table -&gt; ID Column: 1, Name_En Column: Motasem Essam] -&gt; </w:t>
+      </w:r>
+      <w:r>
+        <w:rPr>
+          <w:rFonts w:ascii="Arial" w:eastAsia="Arial" w:hAnsi="Arial" w:cs="Arial"/>
+          <w:b/>
+          <w:color w:val="000000"/>
+          <w:sz w:val="18"/>
+          <w:highlight w:val="lightGray"/>
+        </w:rPr>
+        <w:t>From:</w:t>
+      </w:r>
+      <w:r>
+        <w:rPr>
+          <w:rFonts w:ascii="Arial" w:eastAsia="Arial" w:hAnsi="Arial" w:cs="Arial"/>
+          <w:color w:val="000000"/>
+          <w:sz w:val="18"/>
+          <w:highlight w:val="lightGray"/>
+        </w:rPr>
+        <w:t xml:space="preserve"> [Chatgpt (GPT</w:t>
+      </w:r>
+      <w:r>
+        <w:rPr>
+          <w:rFonts w:ascii="Arial" w:eastAsia="Arial" w:hAnsi="Arial" w:cs="Cambria Math"/>
+          <w:color w:val="000000"/>
+          <w:sz w:val="18"/>
+          <w:highlight w:val="lightGray"/>
         </w:rPr>
         <w:t>‑</w:t>
       </w:r>
       <w:r>
         <w:rPr>
-          <w:b/>
-          <w:sz w:val="14"/>
-          <w:szCs w:val="14"/>
-          <w:shd w:val="clear" w:color="auto" w:fill="B7B7B7"/>
-        </w:rPr>
-        <w:t>5 Mini) at [8/12/2025]</w:t>
+          <w:rFonts w:ascii="Arial" w:eastAsia="Arial" w:hAnsi="Arial" w:cs="Arial"/>
+          <w:color w:val="000000"/>
+          <w:sz w:val="18"/>
+          <w:highlight w:val="lightGray"/>
+        </w:rPr>
+        <w:t xml:space="preserve">5 Mini)] </w:t>
+      </w:r>
+      <w:r>
+        <w:rPr>
+          <w:rFonts w:ascii="Arial" w:eastAsia="Arial" w:hAnsi="Arial" w:cs="Arial"/>
+          <w:b/>
+          <w:color w:val="000000"/>
+          <w:sz w:val="18"/>
+          <w:highlight w:val="lightGray"/>
+        </w:rPr>
+        <w:t>on</w:t>
+      </w:r>
+      <w:r>
+        <w:rPr>
+          <w:rFonts w:ascii="Arial" w:eastAsia="Arial" w:hAnsi="Arial"/>
+          <w:sz w:val="18"/>
+          <w:highlight w:val="lightGray"/>
+        </w:rPr>
+        <w:t xml:space="preserve"> [8/12/2025]</w:t>
       </w:r>
     </w:p>
     <w:p>
@@ -329,7 +384,7 @@
           <w:ilvl w:val="0"/>
           <w:numId w:val="1"/>
         </w:numPr>
-        <w:spacing w:before="240"/>
+        <w:spacing w:before="240" w:after="0" w:line="276" w:lineRule="auto"/>
       </w:pPr>
       <w:r>
         <w:rPr>
@@ -357,6 +412,7 @@
           <w:ilvl w:val="0"/>
           <w:numId w:val="1"/>
         </w:numPr>
+        <w:spacing w:after="0" w:line="276" w:lineRule="auto"/>
       </w:pPr>
       <w:r>
         <w:rPr>
@@ -384,6 +440,7 @@
           <w:ilvl w:val="1"/>
           <w:numId w:val="1"/>
         </w:numPr>
+        <w:spacing w:after="0" w:line="276" w:lineRule="auto"/>
         <w:rPr>
           <w:rFonts w:ascii="Roboto Mono" w:eastAsia="Roboto Mono" w:hAnsi="Roboto Mono" w:cs="Roboto Mono"/>
         </w:rPr>
@@ -407,6 +464,7 @@
           <w:ilvl w:val="1"/>
           <w:numId w:val="1"/>
         </w:numPr>
+        <w:spacing w:after="0" w:line="276" w:lineRule="auto"/>
         <w:rPr>
           <w:rFonts w:ascii="Roboto Mono" w:eastAsia="Roboto Mono" w:hAnsi="Roboto Mono" w:cs="Roboto Mono"/>
         </w:rPr>
@@ -430,6 +488,7 @@
           <w:ilvl w:val="1"/>
           <w:numId w:val="1"/>
         </w:numPr>
+        <w:spacing w:after="0" w:line="276" w:lineRule="auto"/>
         <w:rPr>
           <w:rFonts w:ascii="Roboto Mono" w:eastAsia="Roboto Mono" w:hAnsi="Roboto Mono" w:cs="Roboto Mono"/>
         </w:rPr>
@@ -453,13 +512,13 @@
           <w:ilvl w:val="0"/>
           <w:numId w:val="1"/>
         </w:numPr>
-      </w:pPr>
-      <w:r>
-        <w:rPr>
-          <w:rFonts w:ascii="Roboto Mono" w:eastAsia="Roboto Mono" w:hAnsi="Roboto Mono" w:cs="Roboto Mono"/>
-          <w:b/>
-        </w:rPr>
-        <w:lastRenderedPageBreak/>
+        <w:spacing w:after="0" w:line="276" w:lineRule="auto"/>
+      </w:pPr>
+      <w:r>
+        <w:rPr>
+          <w:rFonts w:ascii="Roboto Mono" w:eastAsia="Roboto Mono" w:hAnsi="Roboto Mono" w:cs="Roboto Mono"/>
+          <w:b/>
+        </w:rPr>
         <w:t>Compare against benchmarks</w:t>
       </w:r>
       <w:r>
@@ -481,7 +540,7 @@
           <w:ilvl w:val="0"/>
           <w:numId w:val="1"/>
         </w:numPr>
-        <w:spacing w:after="240"/>
+        <w:spacing w:after="240" w:line="276" w:lineRule="auto"/>
       </w:pPr>
       <w:r>
         <w:rPr>
@@ -505,7 +564,7 @@
     </w:p>
     <w:p>
       <w:r>
-        <w:pict w14:anchorId="3992BC18">
+        <w:pict w14:anchorId="10FBEF0C">
           <v:rect id="_x0000_i1026" style="width:0;height:1.5pt" o:hralign="center" o:hrstd="t" o:hr="t" fillcolor="#a0a0a0" stroked="f"/>
         </w:pict>
       </w:r>
@@ -526,51 +585,77 @@
       </w:pPr>
       <w:r>
         <w:rPr>
-          <w:b/>
-          <w:shd w:val="clear" w:color="auto" w:fill="B7B7B7"/>
-        </w:rPr>
-        <w:t># Source</w:t>
-      </w:r>
-      <w:r>
-        <w:rPr>
-          <w:shd w:val="clear" w:color="auto" w:fill="B7B7B7"/>
-        </w:rPr>
-        <w:t xml:space="preserve">: </w:t>
-      </w:r>
-      <w:r>
-        <w:rPr>
-          <w:b/>
-          <w:shd w:val="clear" w:color="auto" w:fill="B7B7B7"/>
-        </w:rPr>
-        <w:t xml:space="preserve">Chatgpt </w:t>
-      </w:r>
-      <w:r>
-        <w:rPr>
-          <w:b/>
-          <w:sz w:val="14"/>
-          <w:szCs w:val="14"/>
-          <w:shd w:val="clear" w:color="auto" w:fill="B7B7B7"/>
-        </w:rPr>
-        <w:t>(GPT</w:t>
-      </w:r>
-      <w:r>
-        <w:rPr>
-          <w:rFonts w:ascii="Cambria Math" w:hAnsi="Cambria Math" w:cs="Cambria Math"/>
-          <w:b/>
-          <w:sz w:val="14"/>
-          <w:szCs w:val="14"/>
-          <w:shd w:val="clear" w:color="auto" w:fill="B7B7B7"/>
+          <w:rFonts w:ascii="Arial" w:eastAsia="Arial" w:hAnsi="Arial" w:cs="Arial"/>
+          <w:b/>
+          <w:color w:val="000000"/>
+          <w:sz w:val="18"/>
+          <w:highlight w:val="lightGray"/>
+        </w:rPr>
+        <w:t># Source: AI Source: Provided by: [Data Path</w:t>
+      </w:r>
+      <w:r>
+        <w:rPr>
+          <w:rFonts w:ascii="Arial" w:eastAsia="Arial" w:hAnsi="Arial" w:cs="Arial"/>
+          <w:color w:val="000000"/>
+          <w:sz w:val="18"/>
+          <w:highlight w:val="lightGray"/>
+        </w:rPr>
+        <w:t xml:space="preserve">: Persons Table -&gt; ID Column: 1, Name_En Column: Motasem Essam] -&gt; </w:t>
+      </w:r>
+      <w:r>
+        <w:rPr>
+          <w:rFonts w:ascii="Arial" w:eastAsia="Arial" w:hAnsi="Arial" w:cs="Arial"/>
+          <w:b/>
+          <w:color w:val="000000"/>
+          <w:sz w:val="18"/>
+          <w:highlight w:val="lightGray"/>
+        </w:rPr>
+        <w:t>From:</w:t>
+      </w:r>
+      <w:r>
+        <w:rPr>
+          <w:rFonts w:ascii="Arial" w:eastAsia="Arial" w:hAnsi="Arial" w:cs="Arial"/>
+          <w:color w:val="000000"/>
+          <w:sz w:val="18"/>
+          <w:highlight w:val="lightGray"/>
+        </w:rPr>
+        <w:t xml:space="preserve"> [Chatgpt (GPT</w:t>
+      </w:r>
+      <w:r>
+        <w:rPr>
+          <w:rFonts w:ascii="Arial" w:eastAsia="Arial" w:hAnsi="Arial" w:cs="Cambria Math"/>
+          <w:color w:val="000000"/>
+          <w:sz w:val="18"/>
+          <w:highlight w:val="lightGray"/>
         </w:rPr>
         <w:t>‑</w:t>
       </w:r>
       <w:r>
         <w:rPr>
-          <w:b/>
-          <w:sz w:val="14"/>
-          <w:szCs w:val="14"/>
-          <w:shd w:val="clear" w:color="auto" w:fill="B7B7B7"/>
-        </w:rPr>
-        <w:t>5 Mini) at [8/12/2025]</w:t>
+          <w:rFonts w:ascii="Arial" w:eastAsia="Arial" w:hAnsi="Arial" w:cs="Arial"/>
+          <w:color w:val="000000"/>
+          <w:sz w:val="18"/>
+          <w:highlight w:val="lightGray"/>
+        </w:rPr>
+        <w:t xml:space="preserve">5 Mini)] </w:t>
+      </w:r>
+      <w:r>
+        <w:rPr>
+          <w:rFonts w:ascii="Arial" w:eastAsia="Arial" w:hAnsi="Arial" w:cs="Arial"/>
+          <w:b/>
+          <w:color w:val="000000"/>
+          <w:sz w:val="18"/>
+          <w:highlight w:val="lightGray"/>
+        </w:rPr>
+        <w:t>on</w:t>
+      </w:r>
+      <w:r>
+        <w:rPr>
+          <w:rFonts w:ascii="Arial" w:eastAsia="Arial" w:hAnsi="Arial"/>
+          <w:sz w:val="18"/>
+          <w:highlight w:val="lightGray"/>
+        </w:rPr>
+        <w:t xml:space="preserve"> [8/12/2025]</w:t>
       </w:r>
     </w:p>
     <w:p>
@@ -593,7 +678,7 @@
           <w:ilvl w:val="0"/>
           <w:numId w:val="3"/>
         </w:numPr>
-        <w:spacing w:before="240"/>
+        <w:spacing w:before="240" w:after="0" w:line="276" w:lineRule="auto"/>
         <w:rPr>
           <w:rFonts w:ascii="Roboto Mono" w:eastAsia="Roboto Mono" w:hAnsi="Roboto Mono" w:cs="Roboto Mono"/>
         </w:rPr>
@@ -617,6 +702,7 @@
           <w:ilvl w:val="0"/>
           <w:numId w:val="3"/>
         </w:numPr>
+        <w:spacing w:after="0" w:line="276" w:lineRule="auto"/>
         <w:rPr>
           <w:rFonts w:ascii="Roboto Mono" w:eastAsia="Roboto Mono" w:hAnsi="Roboto Mono" w:cs="Roboto Mono"/>
         </w:rPr>
@@ -640,7 +726,7 @@
           <w:ilvl w:val="0"/>
           <w:numId w:val="3"/>
         </w:numPr>
-        <w:spacing w:after="240"/>
+        <w:spacing w:after="240" w:line="276" w:lineRule="auto"/>
         <w:rPr>
           <w:rFonts w:ascii="Roboto Mono" w:eastAsia="Roboto Mono" w:hAnsi="Roboto Mono" w:cs="Roboto Mono"/>
         </w:rPr>
@@ -664,21 +750,14 @@
     <w:p>
       <w:pPr>
         <w:pStyle w:val="Heading3"/>
-        <w:rPr>
-          <w:lang w:val="en-US"/>
-        </w:rPr>
       </w:pPr>
       <w:r>
         <w:rPr>
           <w:rFonts w:ascii="Segoe UI Emoji" w:hAnsi="Segoe UI Emoji" w:cs="Segoe UI Emoji"/>
-          <w:lang w:val="en-US"/>
         </w:rPr>
         <w:t>✅</w:t>
       </w:r>
       <w:r>
-        <w:rPr>
-          <w:lang w:val="en-US"/>
-        </w:rPr>
         <w:t xml:space="preserve"> Definition</w:t>
       </w:r>
     </w:p>
@@ -688,58 +767,83 @@
       </w:pPr>
       <w:r>
         <w:rPr>
-          <w:b/>
-          <w:shd w:val="clear" w:color="auto" w:fill="B7B7B7"/>
-        </w:rPr>
-        <w:t># Source</w:t>
-      </w:r>
-      <w:r>
-        <w:rPr>
-          <w:shd w:val="clear" w:color="auto" w:fill="B7B7B7"/>
-        </w:rPr>
-        <w:t xml:space="preserve">: </w:t>
-      </w:r>
-      <w:r>
-        <w:rPr>
-          <w:b/>
-          <w:shd w:val="clear" w:color="auto" w:fill="B7B7B7"/>
-        </w:rPr>
-        <w:t xml:space="preserve">Chatgpt </w:t>
-      </w:r>
-      <w:r>
-        <w:rPr>
-          <w:b/>
-          <w:sz w:val="14"/>
-          <w:szCs w:val="14"/>
-          <w:shd w:val="clear" w:color="auto" w:fill="B7B7B7"/>
-        </w:rPr>
-        <w:t>(GPT</w:t>
-      </w:r>
-      <w:r>
-        <w:rPr>
-          <w:rFonts w:ascii="Cambria Math" w:hAnsi="Cambria Math" w:cs="Cambria Math"/>
-          <w:b/>
-          <w:sz w:val="14"/>
-          <w:szCs w:val="14"/>
-          <w:shd w:val="clear" w:color="auto" w:fill="B7B7B7"/>
+          <w:rFonts w:ascii="Arial" w:eastAsia="Arial" w:hAnsi="Arial" w:cs="Arial"/>
+          <w:b/>
+          <w:color w:val="000000"/>
+          <w:sz w:val="18"/>
+          <w:highlight w:val="lightGray"/>
+        </w:rPr>
+        <w:t># Source: AI Source: Provided by: [Data Path</w:t>
+      </w:r>
+      <w:r>
+        <w:rPr>
+          <w:rFonts w:ascii="Arial" w:eastAsia="Arial" w:hAnsi="Arial" w:cs="Arial"/>
+          <w:color w:val="000000"/>
+          <w:sz w:val="18"/>
+          <w:highlight w:val="lightGray"/>
+        </w:rPr>
+        <w:t xml:space="preserve">: Persons Table -&gt; ID Column: 1, Name_En Column: Motasem Essam] -&gt; </w:t>
+      </w:r>
+      <w:r>
+        <w:rPr>
+          <w:rFonts w:ascii="Arial" w:eastAsia="Arial" w:hAnsi="Arial" w:cs="Arial"/>
+          <w:b/>
+          <w:color w:val="000000"/>
+          <w:sz w:val="18"/>
+          <w:highlight w:val="lightGray"/>
+        </w:rPr>
+        <w:t>From:</w:t>
+      </w:r>
+      <w:r>
+        <w:rPr>
+          <w:rFonts w:ascii="Arial" w:eastAsia="Arial" w:hAnsi="Arial" w:cs="Arial"/>
+          <w:color w:val="000000"/>
+          <w:sz w:val="18"/>
+          <w:highlight w:val="lightGray"/>
+        </w:rPr>
+        <w:t xml:space="preserve"> [Chatgpt (GPT</w:t>
+      </w:r>
+      <w:r>
+        <w:rPr>
+          <w:rFonts w:ascii="Arial" w:eastAsia="Arial" w:hAnsi="Arial" w:cs="Cambria Math"/>
+          <w:color w:val="000000"/>
+          <w:sz w:val="18"/>
+          <w:highlight w:val="lightGray"/>
         </w:rPr>
         <w:t>‑</w:t>
       </w:r>
       <w:r>
         <w:rPr>
-          <w:b/>
-          <w:sz w:val="14"/>
-          <w:szCs w:val="14"/>
-          <w:shd w:val="clear" w:color="auto" w:fill="B7B7B7"/>
-        </w:rPr>
-        <w:t>5 Mini) at [9/4/2025]</w:t>
-      </w:r>
-    </w:p>
-    <w:p>
-      <w:pPr>
-        <w:rPr>
-          <w:rFonts w:ascii="Roboto Mono" w:hAnsi="Roboto Mono"/>
-          <w:lang w:val="en-US"/>
+          <w:rFonts w:ascii="Arial" w:eastAsia="Arial" w:hAnsi="Arial" w:cs="Arial"/>
+          <w:color w:val="000000"/>
+          <w:sz w:val="18"/>
+          <w:highlight w:val="lightGray"/>
+        </w:rPr>
+        <w:t xml:space="preserve">5 Mini)] </w:t>
+      </w:r>
+      <w:r>
+        <w:rPr>
+          <w:rFonts w:ascii="Arial" w:eastAsia="Arial" w:hAnsi="Arial" w:cs="Arial"/>
+          <w:b/>
+          <w:color w:val="000000"/>
+          <w:sz w:val="18"/>
+          <w:highlight w:val="lightGray"/>
+        </w:rPr>
+        <w:t>on</w:t>
+      </w:r>
+      <w:r>
+        <w:rPr>
+          <w:rFonts w:ascii="Arial" w:eastAsia="Arial" w:hAnsi="Arial"/>
+          <w:sz w:val="18"/>
+          <w:highlight w:val="lightGray"/>
+        </w:rPr>
+        <w:t xml:space="preserve"> [9/4/2025]</w:t>
+      </w:r>
+    </w:p>
+    <w:p>
+      <w:pPr>
+        <w:rPr>
+          <w:rFonts w:ascii="Roboto Mono" w:hAnsi="Roboto Mono"/>
         </w:rPr>
       </w:pPr>
       <w:r>
@@ -747,14 +851,12 @@
           <w:rFonts w:ascii="Roboto Mono" w:hAnsi="Roboto Mono"/>
           <w:b/>
           <w:bCs/>
-          <w:lang w:val="en-US"/>
         </w:rPr>
         <w:t>Quality Status</w:t>
       </w:r>
       <w:r>
         <w:rPr>
           <w:rFonts w:ascii="Roboto Mono" w:hAnsi="Roboto Mono"/>
-          <w:lang w:val="en-US"/>
         </w:rPr>
         <w:t xml:space="preserve"> is a </w:t>
       </w:r>
@@ -763,14 +865,12 @@
           <w:rFonts w:ascii="Roboto Mono" w:hAnsi="Roboto Mono"/>
           <w:b/>
           <w:bCs/>
-          <w:lang w:val="en-US"/>
         </w:rPr>
         <w:t>measure or indication of the current quality of a software product</w:t>
       </w:r>
       <w:r>
         <w:rPr>
           <w:rFonts w:ascii="Roboto Mono" w:hAnsi="Roboto Mono"/>
-          <w:lang w:val="en-US"/>
         </w:rPr>
         <w:t xml:space="preserve"> at a given point in time.</w:t>
       </w:r>
@@ -779,13 +879,11 @@
       <w:pPr>
         <w:rPr>
           <w:rFonts w:ascii="Roboto Mono" w:hAnsi="Roboto Mono"/>
-          <w:lang w:val="en-US"/>
-        </w:rPr>
-      </w:pPr>
-      <w:r>
-        <w:rPr>
-          <w:rFonts w:ascii="Roboto Mono" w:hAnsi="Roboto Mono"/>
-          <w:lang w:val="en-US"/>
+        </w:rPr>
+      </w:pPr>
+      <w:r>
+        <w:rPr>
+          <w:rFonts w:ascii="Roboto Mono" w:hAnsi="Roboto Mono"/>
         </w:rPr>
         <w:t xml:space="preserve">In simple terms: it tells </w:t>
       </w:r>
@@ -794,14 +892,12 @@
           <w:rFonts w:ascii="Roboto Mono" w:hAnsi="Roboto Mono"/>
           <w:b/>
           <w:bCs/>
-          <w:lang w:val="en-US"/>
         </w:rPr>
         <w:t>how good or reliable the software is right now</w:t>
       </w:r>
       <w:r>
         <w:rPr>
           <w:rFonts w:ascii="Roboto Mono" w:hAnsi="Roboto Mono"/>
-          <w:lang w:val="en-US"/>
         </w:rPr>
         <w:t>, based on testing results, defects found, and coverage achieved.</w:t>
       </w:r>
@@ -810,13 +906,11 @@
       <w:pPr>
         <w:rPr>
           <w:rFonts w:ascii="Roboto Mono" w:hAnsi="Roboto Mono"/>
-          <w:lang w:val="en-US"/>
-        </w:rPr>
-      </w:pPr>
-      <w:r>
-        <w:rPr>
-          <w:rFonts w:ascii="Roboto Mono" w:hAnsi="Roboto Mono"/>
-          <w:lang w:val="en-US"/>
+        </w:rPr>
+      </w:pPr>
+      <w:r>
+        <w:rPr>
+          <w:rFonts w:ascii="Roboto Mono" w:hAnsi="Roboto Mono"/>
         </w:rPr>
         <w:t xml:space="preserve">It is often reported in </w:t>
       </w:r>
@@ -825,29 +919,19 @@
           <w:rFonts w:ascii="Roboto Mono" w:hAnsi="Roboto Mono"/>
           <w:b/>
           <w:bCs/>
-          <w:lang w:val="en-US"/>
         </w:rPr>
         <w:t>test reports</w:t>
       </w:r>
       <w:r>
         <w:rPr>
           <w:rFonts w:ascii="Roboto Mono" w:hAnsi="Roboto Mono"/>
-          <w:lang w:val="en-US"/>
         </w:rPr>
         <w:t xml:space="preserve"> to help stakeholders decide whether the product is ready for release, needs more testing, or requires fixes.</w:t>
       </w:r>
     </w:p>
     <w:p>
-      <w:pPr>
-        <w:rPr>
-          <w:lang w:val="en-US"/>
-        </w:rPr>
-      </w:pPr>
-      <w:r>
-        <w:rPr>
-          <w:lang w:val="en-US"/>
-        </w:rPr>
-        <w:pict w14:anchorId="4D46AFA6">
+      <w:r>
+        <w:pict w14:anchorId="2C0E4A72">
           <v:rect id="_x0000_i1027" style="width:0;height:1.5pt" o:hralign="center" o:hrstd="t" o:hr="t" fillcolor="#a0a0a0" stroked="f"/>
         </w:pict>
       </w:r>
@@ -855,21 +939,14 @@
     <w:p>
       <w:pPr>
         <w:pStyle w:val="Heading3"/>
-        <w:rPr>
-          <w:lang w:val="en-US"/>
-        </w:rPr>
       </w:pPr>
       <w:r>
         <w:rPr>
           <w:rFonts w:ascii="Segoe UI Emoji" w:hAnsi="Segoe UI Emoji" w:cs="Segoe UI Emoji"/>
-          <w:lang w:val="en-US"/>
         </w:rPr>
         <w:t>🔹</w:t>
       </w:r>
       <w:r>
-        <w:rPr>
-          <w:lang w:val="en-US"/>
-        </w:rPr>
         <w:t xml:space="preserve"> What Determines Quality Status</w:t>
       </w:r>
     </w:p>
@@ -879,51 +956,77 @@
       </w:pPr>
       <w:r>
         <w:rPr>
-          <w:b/>
-          <w:shd w:val="clear" w:color="auto" w:fill="B7B7B7"/>
-        </w:rPr>
-        <w:t># Source</w:t>
-      </w:r>
-      <w:r>
-        <w:rPr>
-          <w:shd w:val="clear" w:color="auto" w:fill="B7B7B7"/>
-        </w:rPr>
-        <w:t xml:space="preserve">: </w:t>
-      </w:r>
-      <w:r>
-        <w:rPr>
-          <w:b/>
-          <w:shd w:val="clear" w:color="auto" w:fill="B7B7B7"/>
-        </w:rPr>
-        <w:t xml:space="preserve">Chatgpt </w:t>
-      </w:r>
-      <w:r>
-        <w:rPr>
-          <w:b/>
-          <w:sz w:val="14"/>
-          <w:szCs w:val="14"/>
-          <w:shd w:val="clear" w:color="auto" w:fill="B7B7B7"/>
-        </w:rPr>
-        <w:t>(GPT</w:t>
-      </w:r>
-      <w:r>
-        <w:rPr>
-          <w:rFonts w:ascii="Cambria Math" w:hAnsi="Cambria Math" w:cs="Cambria Math"/>
-          <w:b/>
-          <w:sz w:val="14"/>
-          <w:szCs w:val="14"/>
-          <w:shd w:val="clear" w:color="auto" w:fill="B7B7B7"/>
+          <w:rFonts w:ascii="Arial" w:eastAsia="Arial" w:hAnsi="Arial" w:cs="Arial"/>
+          <w:b/>
+          <w:color w:val="000000"/>
+          <w:sz w:val="18"/>
+          <w:highlight w:val="lightGray"/>
+        </w:rPr>
+        <w:t># Source: AI Source: Provided by: [Data Path</w:t>
+      </w:r>
+      <w:r>
+        <w:rPr>
+          <w:rFonts w:ascii="Arial" w:eastAsia="Arial" w:hAnsi="Arial" w:cs="Arial"/>
+          <w:color w:val="000000"/>
+          <w:sz w:val="18"/>
+          <w:highlight w:val="lightGray"/>
+        </w:rPr>
+        <w:t xml:space="preserve">: Persons Table -&gt; ID Column: 1, Name_En Column: Motasem Essam] -&gt; </w:t>
+      </w:r>
+      <w:r>
+        <w:rPr>
+          <w:rFonts w:ascii="Arial" w:eastAsia="Arial" w:hAnsi="Arial" w:cs="Arial"/>
+          <w:b/>
+          <w:color w:val="000000"/>
+          <w:sz w:val="18"/>
+          <w:highlight w:val="lightGray"/>
+        </w:rPr>
+        <w:t>From:</w:t>
+      </w:r>
+      <w:r>
+        <w:rPr>
+          <w:rFonts w:ascii="Arial" w:eastAsia="Arial" w:hAnsi="Arial" w:cs="Arial"/>
+          <w:color w:val="000000"/>
+          <w:sz w:val="18"/>
+          <w:highlight w:val="lightGray"/>
+        </w:rPr>
+        <w:t xml:space="preserve"> [Chatgpt (GPT</w:t>
+      </w:r>
+      <w:r>
+        <w:rPr>
+          <w:rFonts w:ascii="Arial" w:eastAsia="Arial" w:hAnsi="Arial" w:cs="Cambria Math"/>
+          <w:color w:val="000000"/>
+          <w:sz w:val="18"/>
+          <w:highlight w:val="lightGray"/>
         </w:rPr>
         <w:t>‑</w:t>
       </w:r>
       <w:r>
         <w:rPr>
-          <w:b/>
-          <w:sz w:val="14"/>
-          <w:szCs w:val="14"/>
-          <w:shd w:val="clear" w:color="auto" w:fill="B7B7B7"/>
-        </w:rPr>
-        <w:t>5 Mini) at [9/4/2025]</w:t>
+          <w:rFonts w:ascii="Arial" w:eastAsia="Arial" w:hAnsi="Arial" w:cs="Arial"/>
+          <w:color w:val="000000"/>
+          <w:sz w:val="18"/>
+          <w:highlight w:val="lightGray"/>
+        </w:rPr>
+        <w:t xml:space="preserve">5 Mini)] </w:t>
+      </w:r>
+      <w:r>
+        <w:rPr>
+          <w:rFonts w:ascii="Arial" w:eastAsia="Arial" w:hAnsi="Arial" w:cs="Arial"/>
+          <w:b/>
+          <w:color w:val="000000"/>
+          <w:sz w:val="18"/>
+          <w:highlight w:val="lightGray"/>
+        </w:rPr>
+        <w:t>on</w:t>
+      </w:r>
+      <w:r>
+        <w:rPr>
+          <w:rFonts w:ascii="Arial" w:eastAsia="Arial" w:hAnsi="Arial"/>
+          <w:sz w:val="18"/>
+          <w:highlight w:val="lightGray"/>
+        </w:rPr>
+        <w:t xml:space="preserve"> [9/4/2025]</w:t>
       </w:r>
     </w:p>
     <w:p>
@@ -932,9 +1035,9 @@
           <w:ilvl w:val="0"/>
           <w:numId w:val="4"/>
         </w:numPr>
-        <w:rPr>
-          <w:rFonts w:ascii="Roboto Mono" w:hAnsi="Roboto Mono"/>
-          <w:lang w:val="en-US"/>
+        <w:spacing w:after="0" w:line="276" w:lineRule="auto"/>
+        <w:rPr>
+          <w:rFonts w:ascii="Roboto Mono" w:hAnsi="Roboto Mono"/>
         </w:rPr>
       </w:pPr>
       <w:r>
@@ -942,7 +1045,6 @@
           <w:rFonts w:ascii="Roboto Mono" w:hAnsi="Roboto Mono"/>
           <w:b/>
           <w:bCs/>
-          <w:lang w:val="en-US"/>
         </w:rPr>
         <w:t>Test Execution Results</w:t>
       </w:r>
@@ -953,17 +1055,15 @@
           <w:ilvl w:val="1"/>
           <w:numId w:val="4"/>
         </w:numPr>
-        <w:rPr>
-          <w:rFonts w:ascii="Roboto Mono" w:hAnsi="Roboto Mono"/>
-          <w:lang w:val="en-US"/>
-        </w:rPr>
-      </w:pPr>
-      <w:r>
-        <w:rPr>
-          <w:rFonts w:ascii="Roboto Mono" w:hAnsi="Roboto Mono"/>
-          <w:lang w:val="en-US"/>
-        </w:rPr>
-        <w:lastRenderedPageBreak/>
+        <w:spacing w:after="0" w:line="276" w:lineRule="auto"/>
+        <w:rPr>
+          <w:rFonts w:ascii="Roboto Mono" w:hAnsi="Roboto Mono"/>
+        </w:rPr>
+      </w:pPr>
+      <w:r>
+        <w:rPr>
+          <w:rFonts w:ascii="Roboto Mono" w:hAnsi="Roboto Mono"/>
+        </w:rPr>
         <w:t>Number of test cases passed, failed, or blocked.</w:t>
       </w:r>
     </w:p>
@@ -973,9 +1073,9 @@
           <w:ilvl w:val="0"/>
           <w:numId w:val="4"/>
         </w:numPr>
-        <w:rPr>
-          <w:rFonts w:ascii="Roboto Mono" w:hAnsi="Roboto Mono"/>
-          <w:lang w:val="en-US"/>
+        <w:spacing w:after="0" w:line="276" w:lineRule="auto"/>
+        <w:rPr>
+          <w:rFonts w:ascii="Roboto Mono" w:hAnsi="Roboto Mono"/>
         </w:rPr>
       </w:pPr>
       <w:r>
@@ -983,7 +1083,6 @@
           <w:rFonts w:ascii="Roboto Mono" w:hAnsi="Roboto Mono"/>
           <w:b/>
           <w:bCs/>
-          <w:lang w:val="en-US"/>
         </w:rPr>
         <w:t>Defects Found</w:t>
       </w:r>
@@ -994,15 +1093,14 @@
           <w:ilvl w:val="1"/>
           <w:numId w:val="4"/>
         </w:numPr>
-        <w:rPr>
-          <w:rFonts w:ascii="Roboto Mono" w:hAnsi="Roboto Mono"/>
-          <w:lang w:val="en-US"/>
-        </w:rPr>
-      </w:pPr>
-      <w:r>
-        <w:rPr>
-          <w:rFonts w:ascii="Roboto Mono" w:hAnsi="Roboto Mono"/>
-          <w:lang w:val="en-US"/>
+        <w:spacing w:after="0" w:line="276" w:lineRule="auto"/>
+        <w:rPr>
+          <w:rFonts w:ascii="Roboto Mono" w:hAnsi="Roboto Mono"/>
+        </w:rPr>
+      </w:pPr>
+      <w:r>
+        <w:rPr>
+          <w:rFonts w:ascii="Roboto Mono" w:hAnsi="Roboto Mono"/>
         </w:rPr>
         <w:t>Number of critical, major, and minor defects.</w:t>
       </w:r>
@@ -1013,15 +1111,14 @@
           <w:ilvl w:val="1"/>
           <w:numId w:val="4"/>
         </w:numPr>
-        <w:rPr>
-          <w:rFonts w:ascii="Roboto Mono" w:hAnsi="Roboto Mono"/>
-          <w:lang w:val="en-US"/>
-        </w:rPr>
-      </w:pPr>
-      <w:r>
-        <w:rPr>
-          <w:rFonts w:ascii="Roboto Mono" w:hAnsi="Roboto Mono"/>
-          <w:lang w:val="en-US"/>
+        <w:spacing w:after="0" w:line="276" w:lineRule="auto"/>
+        <w:rPr>
+          <w:rFonts w:ascii="Roboto Mono" w:hAnsi="Roboto Mono"/>
+        </w:rPr>
+      </w:pPr>
+      <w:r>
+        <w:rPr>
+          <w:rFonts w:ascii="Roboto Mono" w:hAnsi="Roboto Mono"/>
         </w:rPr>
         <w:t>Severity and impact of defects on the system.</w:t>
       </w:r>
@@ -1032,9 +1129,9 @@
           <w:ilvl w:val="0"/>
           <w:numId w:val="4"/>
         </w:numPr>
-        <w:rPr>
-          <w:rFonts w:ascii="Roboto Mono" w:hAnsi="Roboto Mono"/>
-          <w:lang w:val="en-US"/>
+        <w:spacing w:after="0" w:line="276" w:lineRule="auto"/>
+        <w:rPr>
+          <w:rFonts w:ascii="Roboto Mono" w:hAnsi="Roboto Mono"/>
         </w:rPr>
       </w:pPr>
       <w:r>
@@ -1042,7 +1139,6 @@
           <w:rFonts w:ascii="Roboto Mono" w:hAnsi="Roboto Mono"/>
           <w:b/>
           <w:bCs/>
-          <w:lang w:val="en-US"/>
         </w:rPr>
         <w:t>Coverage Metrics</w:t>
       </w:r>
@@ -1053,15 +1149,14 @@
           <w:ilvl w:val="1"/>
           <w:numId w:val="4"/>
         </w:numPr>
-        <w:rPr>
-          <w:rFonts w:ascii="Roboto Mono" w:hAnsi="Roboto Mono"/>
-          <w:lang w:val="en-US"/>
-        </w:rPr>
-      </w:pPr>
-      <w:r>
-        <w:rPr>
-          <w:rFonts w:ascii="Roboto Mono" w:hAnsi="Roboto Mono"/>
-          <w:lang w:val="en-US"/>
+        <w:spacing w:after="0" w:line="276" w:lineRule="auto"/>
+        <w:rPr>
+          <w:rFonts w:ascii="Roboto Mono" w:hAnsi="Roboto Mono"/>
+        </w:rPr>
+      </w:pPr>
+      <w:r>
+        <w:rPr>
+          <w:rFonts w:ascii="Roboto Mono" w:hAnsi="Roboto Mono"/>
         </w:rPr>
         <w:t>Percentage of requirements, code, or features tested.</w:t>
       </w:r>
@@ -1072,15 +1167,14 @@
           <w:ilvl w:val="1"/>
           <w:numId w:val="4"/>
         </w:numPr>
-        <w:rPr>
-          <w:rFonts w:ascii="Roboto Mono" w:hAnsi="Roboto Mono"/>
-          <w:lang w:val="en-US"/>
-        </w:rPr>
-      </w:pPr>
-      <w:r>
-        <w:rPr>
-          <w:rFonts w:ascii="Roboto Mono" w:hAnsi="Roboto Mono"/>
-          <w:lang w:val="en-US"/>
+        <w:spacing w:after="0" w:line="276" w:lineRule="auto"/>
+        <w:rPr>
+          <w:rFonts w:ascii="Roboto Mono" w:hAnsi="Roboto Mono"/>
+        </w:rPr>
+      </w:pPr>
+      <w:r>
+        <w:rPr>
+          <w:rFonts w:ascii="Roboto Mono" w:hAnsi="Roboto Mono"/>
         </w:rPr>
         <w:t>How much of the high-risk functionality has been covered.</w:t>
       </w:r>
@@ -1091,9 +1185,9 @@
           <w:ilvl w:val="0"/>
           <w:numId w:val="4"/>
         </w:numPr>
-        <w:rPr>
-          <w:rFonts w:ascii="Roboto Mono" w:hAnsi="Roboto Mono"/>
-          <w:lang w:val="en-US"/>
+        <w:spacing w:after="0" w:line="276" w:lineRule="auto"/>
+        <w:rPr>
+          <w:rFonts w:ascii="Roboto Mono" w:hAnsi="Roboto Mono"/>
         </w:rPr>
       </w:pPr>
       <w:r>
@@ -1101,7 +1195,6 @@
           <w:rFonts w:ascii="Roboto Mono" w:hAnsi="Roboto Mono"/>
           <w:b/>
           <w:bCs/>
-          <w:lang w:val="en-US"/>
         </w:rPr>
         <w:t>Risk Assessment</w:t>
       </w:r>
@@ -1112,15 +1205,14 @@
           <w:ilvl w:val="1"/>
           <w:numId w:val="4"/>
         </w:numPr>
-        <w:rPr>
-          <w:rFonts w:ascii="Roboto Mono" w:hAnsi="Roboto Mono"/>
-          <w:lang w:val="en-US"/>
-        </w:rPr>
-      </w:pPr>
-      <w:r>
-        <w:rPr>
-          <w:rFonts w:ascii="Roboto Mono" w:hAnsi="Roboto Mono"/>
-          <w:lang w:val="en-US"/>
+        <w:spacing w:after="0" w:line="276" w:lineRule="auto"/>
+        <w:rPr>
+          <w:rFonts w:ascii="Roboto Mono" w:hAnsi="Roboto Mono"/>
+        </w:rPr>
+      </w:pPr>
+      <w:r>
+        <w:rPr>
+          <w:rFonts w:ascii="Roboto Mono" w:hAnsi="Roboto Mono"/>
         </w:rPr>
         <w:t>Are there unresolved risks that may affect the product?</w:t>
       </w:r>
@@ -1131,9 +1223,9 @@
           <w:ilvl w:val="0"/>
           <w:numId w:val="4"/>
         </w:numPr>
-        <w:rPr>
-          <w:rFonts w:ascii="Roboto Mono" w:hAnsi="Roboto Mono"/>
-          <w:lang w:val="en-US"/>
+        <w:spacing w:after="0" w:line="276" w:lineRule="auto"/>
+        <w:rPr>
+          <w:rFonts w:ascii="Roboto Mono" w:hAnsi="Roboto Mono"/>
         </w:rPr>
       </w:pPr>
       <w:r>
@@ -1141,7 +1233,6 @@
           <w:rFonts w:ascii="Roboto Mono" w:hAnsi="Roboto Mono"/>
           <w:b/>
           <w:bCs/>
-          <w:lang w:val="en-US"/>
         </w:rPr>
         <w:t>Compliance with Standards</w:t>
       </w:r>
@@ -1152,30 +1243,21 @@
           <w:ilvl w:val="1"/>
           <w:numId w:val="4"/>
         </w:numPr>
-        <w:rPr>
-          <w:rFonts w:ascii="Roboto Mono" w:hAnsi="Roboto Mono"/>
-          <w:lang w:val="en-US"/>
-        </w:rPr>
-      </w:pPr>
-      <w:r>
-        <w:rPr>
-          <w:rFonts w:ascii="Roboto Mono" w:hAnsi="Roboto Mono"/>
-          <w:lang w:val="en-US"/>
+        <w:spacing w:after="0" w:line="276" w:lineRule="auto"/>
+        <w:rPr>
+          <w:rFonts w:ascii="Roboto Mono" w:hAnsi="Roboto Mono"/>
+        </w:rPr>
+      </w:pPr>
+      <w:r>
+        <w:rPr>
+          <w:rFonts w:ascii="Roboto Mono" w:hAnsi="Roboto Mono"/>
         </w:rPr>
         <w:t>Does the product meet functional, security, performance, and regulatory requirements?</w:t>
       </w:r>
     </w:p>
     <w:p>
-      <w:pPr>
-        <w:rPr>
-          <w:lang w:val="en-US"/>
-        </w:rPr>
-      </w:pPr>
-      <w:r>
-        <w:rPr>
-          <w:lang w:val="en-US"/>
-        </w:rPr>
-        <w:pict w14:anchorId="2BCD3F5C">
+      <w:r>
+        <w:pict w14:anchorId="3B4ABBE6">
           <v:rect id="_x0000_i1028" style="width:0;height:1.5pt" o:hralign="center" o:hrstd="t" o:hr="t" fillcolor="#a0a0a0" stroked="f"/>
         </w:pict>
       </w:r>
@@ -1183,21 +1265,14 @@
     <w:p>
       <w:pPr>
         <w:pStyle w:val="Heading3"/>
-        <w:rPr>
-          <w:lang w:val="en-US"/>
-        </w:rPr>
       </w:pPr>
       <w:r>
         <w:rPr>
           <w:rFonts w:ascii="Segoe UI Emoji" w:hAnsi="Segoe UI Emoji" w:cs="Segoe UI Emoji"/>
-          <w:lang w:val="en-US"/>
         </w:rPr>
         <w:t>🔹</w:t>
       </w:r>
       <w:r>
-        <w:rPr>
-          <w:lang w:val="en-US"/>
-        </w:rPr>
         <w:t xml:space="preserve"> Example of Quality Status</w:t>
       </w:r>
     </w:p>
@@ -1207,58 +1282,83 @@
       </w:pPr>
       <w:r>
         <w:rPr>
-          <w:b/>
-          <w:shd w:val="clear" w:color="auto" w:fill="B7B7B7"/>
-        </w:rPr>
-        <w:t># Source</w:t>
-      </w:r>
-      <w:r>
-        <w:rPr>
-          <w:shd w:val="clear" w:color="auto" w:fill="B7B7B7"/>
-        </w:rPr>
-        <w:t xml:space="preserve">: </w:t>
-      </w:r>
-      <w:r>
-        <w:rPr>
-          <w:b/>
-          <w:shd w:val="clear" w:color="auto" w:fill="B7B7B7"/>
-        </w:rPr>
-        <w:t xml:space="preserve">Chatgpt </w:t>
-      </w:r>
-      <w:r>
-        <w:rPr>
-          <w:b/>
-          <w:sz w:val="14"/>
-          <w:szCs w:val="14"/>
-          <w:shd w:val="clear" w:color="auto" w:fill="B7B7B7"/>
-        </w:rPr>
-        <w:t>(GPT</w:t>
-      </w:r>
-      <w:r>
-        <w:rPr>
-          <w:rFonts w:ascii="Cambria Math" w:hAnsi="Cambria Math" w:cs="Cambria Math"/>
-          <w:b/>
-          <w:sz w:val="14"/>
-          <w:szCs w:val="14"/>
-          <w:shd w:val="clear" w:color="auto" w:fill="B7B7B7"/>
+          <w:rFonts w:ascii="Arial" w:eastAsia="Arial" w:hAnsi="Arial" w:cs="Arial"/>
+          <w:b/>
+          <w:color w:val="000000"/>
+          <w:sz w:val="18"/>
+          <w:highlight w:val="lightGray"/>
+        </w:rPr>
+        <w:t># Source: AI Source: Provided by: [Data Path</w:t>
+      </w:r>
+      <w:r>
+        <w:rPr>
+          <w:rFonts w:ascii="Arial" w:eastAsia="Arial" w:hAnsi="Arial" w:cs="Arial"/>
+          <w:color w:val="000000"/>
+          <w:sz w:val="18"/>
+          <w:highlight w:val="lightGray"/>
+        </w:rPr>
+        <w:t xml:space="preserve">: Persons Table -&gt; ID Column: 1, Name_En Column: Motasem Essam] -&gt; </w:t>
+      </w:r>
+      <w:r>
+        <w:rPr>
+          <w:rFonts w:ascii="Arial" w:eastAsia="Arial" w:hAnsi="Arial" w:cs="Arial"/>
+          <w:b/>
+          <w:color w:val="000000"/>
+          <w:sz w:val="18"/>
+          <w:highlight w:val="lightGray"/>
+        </w:rPr>
+        <w:t>From:</w:t>
+      </w:r>
+      <w:r>
+        <w:rPr>
+          <w:rFonts w:ascii="Arial" w:eastAsia="Arial" w:hAnsi="Arial" w:cs="Arial"/>
+          <w:color w:val="000000"/>
+          <w:sz w:val="18"/>
+          <w:highlight w:val="lightGray"/>
+        </w:rPr>
+        <w:t xml:space="preserve"> [Chatgpt (GPT</w:t>
+      </w:r>
+      <w:r>
+        <w:rPr>
+          <w:rFonts w:ascii="Arial" w:eastAsia="Arial" w:hAnsi="Arial" w:cs="Cambria Math"/>
+          <w:color w:val="000000"/>
+          <w:sz w:val="18"/>
+          <w:highlight w:val="lightGray"/>
         </w:rPr>
         <w:t>‑</w:t>
       </w:r>
       <w:r>
         <w:rPr>
-          <w:b/>
-          <w:sz w:val="14"/>
-          <w:szCs w:val="14"/>
-          <w:shd w:val="clear" w:color="auto" w:fill="B7B7B7"/>
-        </w:rPr>
-        <w:t>5 Mini) at [9/4/2025]</w:t>
-      </w:r>
-    </w:p>
-    <w:p>
-      <w:pPr>
-        <w:rPr>
-          <w:rFonts w:ascii="Roboto Mono" w:hAnsi="Roboto Mono"/>
-          <w:lang w:val="en-US"/>
+          <w:rFonts w:ascii="Arial" w:eastAsia="Arial" w:hAnsi="Arial" w:cs="Arial"/>
+          <w:color w:val="000000"/>
+          <w:sz w:val="18"/>
+          <w:highlight w:val="lightGray"/>
+        </w:rPr>
+        <w:t xml:space="preserve">5 Mini)] </w:t>
+      </w:r>
+      <w:r>
+        <w:rPr>
+          <w:rFonts w:ascii="Arial" w:eastAsia="Arial" w:hAnsi="Arial" w:cs="Arial"/>
+          <w:b/>
+          <w:color w:val="000000"/>
+          <w:sz w:val="18"/>
+          <w:highlight w:val="lightGray"/>
+        </w:rPr>
+        <w:t>on</w:t>
+      </w:r>
+      <w:r>
+        <w:rPr>
+          <w:rFonts w:ascii="Arial" w:eastAsia="Arial" w:hAnsi="Arial"/>
+          <w:sz w:val="18"/>
+          <w:highlight w:val="lightGray"/>
+        </w:rPr>
+        <w:t xml:space="preserve"> [9/4/2025]</w:t>
+      </w:r>
+    </w:p>
+    <w:p>
+      <w:pPr>
+        <w:rPr>
+          <w:rFonts w:ascii="Roboto Mono" w:hAnsi="Roboto Mono"/>
         </w:rPr>
       </w:pPr>
       <w:r>
@@ -1266,14 +1366,12 @@
           <w:rFonts w:ascii="Roboto Mono" w:hAnsi="Roboto Mono"/>
           <w:b/>
           <w:bCs/>
-          <w:lang w:val="en-US"/>
         </w:rPr>
         <w:t>Project:</w:t>
       </w:r>
       <w:r>
         <w:rPr>
           <w:rFonts w:ascii="Roboto Mono" w:hAnsi="Roboto Mono"/>
-          <w:lang w:val="en-US"/>
         </w:rPr>
         <w:t xml:space="preserve"> Online Banking App</w:t>
       </w:r>
@@ -1284,15 +1382,14 @@
           <w:ilvl w:val="0"/>
           <w:numId w:val="5"/>
         </w:numPr>
-        <w:rPr>
-          <w:rFonts w:ascii="Roboto Mono" w:hAnsi="Roboto Mono"/>
-          <w:lang w:val="en-US"/>
-        </w:rPr>
-      </w:pPr>
-      <w:r>
-        <w:rPr>
-          <w:rFonts w:ascii="Roboto Mono" w:hAnsi="Roboto Mono"/>
-          <w:lang w:val="en-US"/>
+        <w:spacing w:after="0" w:line="276" w:lineRule="auto"/>
+        <w:rPr>
+          <w:rFonts w:ascii="Roboto Mono" w:hAnsi="Roboto Mono"/>
+        </w:rPr>
+      </w:pPr>
+      <w:r>
+        <w:rPr>
+          <w:rFonts w:ascii="Roboto Mono" w:hAnsi="Roboto Mono"/>
         </w:rPr>
         <w:t>Test Execution: 95% test cases passed</w:t>
       </w:r>
@@ -1303,15 +1400,14 @@
           <w:ilvl w:val="0"/>
           <w:numId w:val="5"/>
         </w:numPr>
-        <w:rPr>
-          <w:rFonts w:ascii="Roboto Mono" w:hAnsi="Roboto Mono"/>
-          <w:lang w:val="en-US"/>
-        </w:rPr>
-      </w:pPr>
-      <w:r>
-        <w:rPr>
-          <w:rFonts w:ascii="Roboto Mono" w:hAnsi="Roboto Mono"/>
-          <w:lang w:val="en-US"/>
+        <w:spacing w:after="0" w:line="276" w:lineRule="auto"/>
+        <w:rPr>
+          <w:rFonts w:ascii="Roboto Mono" w:hAnsi="Roboto Mono"/>
+        </w:rPr>
+      </w:pPr>
+      <w:r>
+        <w:rPr>
+          <w:rFonts w:ascii="Roboto Mono" w:hAnsi="Roboto Mono"/>
         </w:rPr>
         <w:t>Defects: 2 critical, 3 major open</w:t>
       </w:r>
@@ -1322,15 +1418,14 @@
           <w:ilvl w:val="0"/>
           <w:numId w:val="5"/>
         </w:numPr>
-        <w:rPr>
-          <w:rFonts w:ascii="Roboto Mono" w:hAnsi="Roboto Mono"/>
-          <w:lang w:val="en-US"/>
-        </w:rPr>
-      </w:pPr>
-      <w:r>
-        <w:rPr>
-          <w:rFonts w:ascii="Roboto Mono" w:hAnsi="Roboto Mono"/>
-          <w:lang w:val="en-US"/>
+        <w:spacing w:after="0" w:line="276" w:lineRule="auto"/>
+        <w:rPr>
+          <w:rFonts w:ascii="Roboto Mono" w:hAnsi="Roboto Mono"/>
+        </w:rPr>
+      </w:pPr>
+      <w:r>
+        <w:rPr>
+          <w:rFonts w:ascii="Roboto Mono" w:hAnsi="Roboto Mono"/>
         </w:rPr>
         <w:t>Coverage: 100% of critical requirements tested</w:t>
       </w:r>
@@ -1341,15 +1436,14 @@
           <w:ilvl w:val="0"/>
           <w:numId w:val="5"/>
         </w:numPr>
-        <w:rPr>
-          <w:rFonts w:ascii="Roboto Mono" w:hAnsi="Roboto Mono"/>
-          <w:lang w:val="en-US"/>
-        </w:rPr>
-      </w:pPr>
-      <w:r>
-        <w:rPr>
-          <w:rFonts w:ascii="Roboto Mono" w:hAnsi="Roboto Mono"/>
-          <w:lang w:val="en-US"/>
+        <w:spacing w:after="0" w:line="276" w:lineRule="auto"/>
+        <w:rPr>
+          <w:rFonts w:ascii="Roboto Mono" w:hAnsi="Roboto Mono"/>
+        </w:rPr>
+      </w:pPr>
+      <w:r>
+        <w:rPr>
+          <w:rFonts w:ascii="Roboto Mono" w:hAnsi="Roboto Mono"/>
         </w:rPr>
         <w:t>Risk: Payment module under high load not fully tested</w:t>
       </w:r>
@@ -1358,7 +1452,6 @@
       <w:pPr>
         <w:rPr>
           <w:rFonts w:ascii="Roboto Mono" w:hAnsi="Roboto Mono"/>
-          <w:lang w:val="en-US"/>
         </w:rPr>
       </w:pPr>
       <w:r>
@@ -1366,7 +1459,6 @@
           <w:rFonts w:ascii="Roboto Mono" w:hAnsi="Roboto Mono"/>
           <w:b/>
           <w:bCs/>
-          <w:lang w:val="en-US"/>
         </w:rPr>
         <w:t>Quality Status:</w:t>
       </w:r>
@@ -1375,28 +1467,18 @@
       <w:pPr>
         <w:rPr>
           <w:rFonts w:ascii="Roboto Mono" w:hAnsi="Roboto Mono"/>
-          <w:lang w:val="en-US"/>
-        </w:rPr>
-      </w:pPr>
-      <w:r>
-        <w:rPr>
-          <w:rFonts w:ascii="Roboto Mono" w:hAnsi="Roboto Mono"/>
-          <w:lang w:val="en-US"/>
+        </w:rPr>
+      </w:pPr>
+      <w:r>
+        <w:rPr>
+          <w:rFonts w:ascii="Roboto Mono" w:hAnsi="Roboto Mono"/>
         </w:rPr>
         <w:t>Moderate – core functionality works, but some critical issues remain; not yet ready for production.</w:t>
       </w:r>
     </w:p>
     <w:p>
-      <w:pPr>
-        <w:rPr>
-          <w:lang w:val="en-US"/>
-        </w:rPr>
-      </w:pPr>
-      <w:r>
-        <w:rPr>
-          <w:lang w:val="en-US"/>
-        </w:rPr>
-        <w:pict w14:anchorId="7C046DE8">
+      <w:r>
+        <w:pict w14:anchorId="3D174125">
           <v:rect id="_x0000_i1029" style="width:0;height:1.5pt" o:hralign="center" o:hrstd="t" o:hr="t" fillcolor="#a0a0a0" stroked="f"/>
         </w:pict>
       </w:r>
@@ -1404,21 +1486,14 @@
     <w:p>
       <w:pPr>
         <w:pStyle w:val="Heading3"/>
-        <w:rPr>
-          <w:lang w:val="en-US"/>
-        </w:rPr>
       </w:pPr>
       <w:r>
         <w:rPr>
           <w:rFonts w:ascii="Segoe UI Emoji" w:hAnsi="Segoe UI Emoji" w:cs="Segoe UI Emoji"/>
-          <w:lang w:val="en-US"/>
         </w:rPr>
         <w:t>💡</w:t>
       </w:r>
       <w:r>
-        <w:rPr>
-          <w:lang w:val="en-US"/>
-        </w:rPr>
         <w:t xml:space="preserve"> Key point:</w:t>
       </w:r>
     </w:p>
@@ -1428,51 +1503,77 @@
       </w:pPr>
       <w:r>
         <w:rPr>
-          <w:b/>
-          <w:shd w:val="clear" w:color="auto" w:fill="B7B7B7"/>
-        </w:rPr>
-        <w:t># Source</w:t>
-      </w:r>
-      <w:r>
-        <w:rPr>
-          <w:shd w:val="clear" w:color="auto" w:fill="B7B7B7"/>
-        </w:rPr>
-        <w:t xml:space="preserve">: </w:t>
-      </w:r>
-      <w:r>
-        <w:rPr>
-          <w:b/>
-          <w:shd w:val="clear" w:color="auto" w:fill="B7B7B7"/>
-        </w:rPr>
-        <w:t xml:space="preserve">Chatgpt </w:t>
-      </w:r>
-      <w:r>
-        <w:rPr>
-          <w:b/>
-          <w:sz w:val="14"/>
-          <w:szCs w:val="14"/>
-          <w:shd w:val="clear" w:color="auto" w:fill="B7B7B7"/>
-        </w:rPr>
-        <w:t>(GPT</w:t>
-      </w:r>
-      <w:r>
-        <w:rPr>
-          <w:rFonts w:ascii="Cambria Math" w:hAnsi="Cambria Math" w:cs="Cambria Math"/>
-          <w:b/>
-          <w:sz w:val="14"/>
-          <w:szCs w:val="14"/>
-          <w:shd w:val="clear" w:color="auto" w:fill="B7B7B7"/>
+          <w:rFonts w:ascii="Arial" w:eastAsia="Arial" w:hAnsi="Arial" w:cs="Arial"/>
+          <w:b/>
+          <w:color w:val="000000"/>
+          <w:sz w:val="18"/>
+          <w:highlight w:val="lightGray"/>
+        </w:rPr>
+        <w:t># Source: AI Source: Provided by: [Data Path</w:t>
+      </w:r>
+      <w:r>
+        <w:rPr>
+          <w:rFonts w:ascii="Arial" w:eastAsia="Arial" w:hAnsi="Arial" w:cs="Arial"/>
+          <w:color w:val="000000"/>
+          <w:sz w:val="18"/>
+          <w:highlight w:val="lightGray"/>
+        </w:rPr>
+        <w:t xml:space="preserve">: Persons Table -&gt; ID Column: 1, Name_En Column: Motasem Essam] -&gt; </w:t>
+      </w:r>
+      <w:r>
+        <w:rPr>
+          <w:rFonts w:ascii="Arial" w:eastAsia="Arial" w:hAnsi="Arial" w:cs="Arial"/>
+          <w:b/>
+          <w:color w:val="000000"/>
+          <w:sz w:val="18"/>
+          <w:highlight w:val="lightGray"/>
+        </w:rPr>
+        <w:t>From:</w:t>
+      </w:r>
+      <w:r>
+        <w:rPr>
+          <w:rFonts w:ascii="Arial" w:eastAsia="Arial" w:hAnsi="Arial" w:cs="Arial"/>
+          <w:color w:val="000000"/>
+          <w:sz w:val="18"/>
+          <w:highlight w:val="lightGray"/>
+        </w:rPr>
+        <w:t xml:space="preserve"> [Chatgpt (GPT</w:t>
+      </w:r>
+      <w:r>
+        <w:rPr>
+          <w:rFonts w:ascii="Arial" w:eastAsia="Arial" w:hAnsi="Arial" w:cs="Cambria Math"/>
+          <w:color w:val="000000"/>
+          <w:sz w:val="18"/>
+          <w:highlight w:val="lightGray"/>
         </w:rPr>
         <w:t>‑</w:t>
       </w:r>
       <w:r>
         <w:rPr>
-          <w:b/>
-          <w:sz w:val="14"/>
-          <w:szCs w:val="14"/>
-          <w:shd w:val="clear" w:color="auto" w:fill="B7B7B7"/>
-        </w:rPr>
-        <w:t>5 Mini) at [9/4/2025]</w:t>
+          <w:rFonts w:ascii="Arial" w:eastAsia="Arial" w:hAnsi="Arial" w:cs="Arial"/>
+          <w:color w:val="000000"/>
+          <w:sz w:val="18"/>
+          <w:highlight w:val="lightGray"/>
+        </w:rPr>
+        <w:t xml:space="preserve">5 Mini)] </w:t>
+      </w:r>
+      <w:r>
+        <w:rPr>
+          <w:rFonts w:ascii="Arial" w:eastAsia="Arial" w:hAnsi="Arial" w:cs="Arial"/>
+          <w:b/>
+          <w:color w:val="000000"/>
+          <w:sz w:val="18"/>
+          <w:highlight w:val="lightGray"/>
+        </w:rPr>
+        <w:t>on</w:t>
+      </w:r>
+      <w:r>
+        <w:rPr>
+          <w:rFonts w:ascii="Arial" w:eastAsia="Arial" w:hAnsi="Arial"/>
+          <w:sz w:val="18"/>
+          <w:highlight w:val="lightGray"/>
+        </w:rPr>
+        <w:t xml:space="preserve"> [9/4/2025]</w:t>
       </w:r>
     </w:p>
     <w:p>
@@ -1485,7 +1586,6 @@
       <w:r>
         <w:rPr>
           <w:rFonts w:ascii="Roboto Mono" w:hAnsi="Roboto Mono"/>
-          <w:lang w:val="en-US"/>
         </w:rPr>
         <w:t xml:space="preserve">Quality Status is </w:t>
       </w:r>
@@ -1494,14 +1594,12 @@
           <w:rFonts w:ascii="Roboto Mono" w:hAnsi="Roboto Mono"/>
           <w:b/>
           <w:bCs/>
-          <w:lang w:val="en-US"/>
         </w:rPr>
         <w:t>a snapshot of software quality at a given time</w:t>
       </w:r>
       <w:r>
         <w:rPr>
           <w:rFonts w:ascii="Roboto Mono" w:hAnsi="Roboto Mono"/>
-          <w:lang w:val="en-US"/>
         </w:rPr>
         <w:t xml:space="preserve">, helping decision-makers evaluate </w:t>
       </w:r>
@@ -1510,14 +1608,12 @@
           <w:rFonts w:ascii="Roboto Mono" w:hAnsi="Roboto Mono"/>
           <w:b/>
           <w:bCs/>
-          <w:lang w:val="en-US"/>
         </w:rPr>
         <w:t>release readiness</w:t>
       </w:r>
       <w:r>
         <w:rPr>
           <w:rFonts w:ascii="Roboto Mono" w:hAnsi="Roboto Mono"/>
-          <w:lang w:val="en-US"/>
         </w:rPr>
         <w:t xml:space="preserve"> and </w:t>
       </w:r>
@@ -1526,40 +1622,24 @@
           <w:rFonts w:ascii="Roboto Mono" w:hAnsi="Roboto Mono"/>
           <w:b/>
           <w:bCs/>
-          <w:lang w:val="en-US"/>
         </w:rPr>
         <w:t>risk levels</w:t>
       </w:r>
       <w:r>
         <w:rPr>
           <w:rFonts w:ascii="Roboto Mono" w:hAnsi="Roboto Mono"/>
-          <w:lang w:val="en-US"/>
         </w:rPr>
         <w:t>.</w:t>
       </w:r>
     </w:p>
     <w:p>
-      <w:pPr>
-        <w:rPr>
-          <w:lang w:val="en-US"/>
-        </w:rPr>
-      </w:pPr>
-      <w:r>
-        <w:rPr>
-          <w:lang w:val="en-US"/>
-        </w:rPr>
-        <w:pict w14:anchorId="50F9540B">
+      <w:r>
+        <w:pict w14:anchorId="402AF312">
           <v:rect id="_x0000_i1030" style="width:0;height:1.5pt" o:hralign="center" o:hrstd="t" o:hr="t" fillcolor="#a0a0a0" stroked="f"/>
         </w:pict>
       </w:r>
     </w:p>
-    <w:p>
-      <w:pPr>
-        <w:rPr>
-          <w:lang w:val="en-US"/>
-        </w:rPr>
-      </w:pPr>
-    </w:p>
+    <w:p/>
     <w:p>
       <w:pPr>
         <w:pStyle w:val="Heading3"/>
@@ -1574,66 +1654,89 @@
       </w:pPr>
       <w:r>
         <w:rPr>
-          <w:b/>
-          <w:shd w:val="clear" w:color="auto" w:fill="B7B7B7"/>
-        </w:rPr>
-        <w:t># Source</w:t>
-      </w:r>
-      <w:r>
-        <w:rPr>
-          <w:shd w:val="clear" w:color="auto" w:fill="B7B7B7"/>
-        </w:rPr>
-        <w:t xml:space="preserve">: </w:t>
-      </w:r>
-      <w:r>
-        <w:rPr>
-          <w:b/>
-          <w:shd w:val="clear" w:color="auto" w:fill="B7B7B7"/>
-        </w:rPr>
-        <w:t xml:space="preserve">Chatgpt </w:t>
-      </w:r>
-      <w:r>
-        <w:rPr>
-          <w:b/>
-          <w:sz w:val="14"/>
-          <w:szCs w:val="14"/>
-          <w:shd w:val="clear" w:color="auto" w:fill="B7B7B7"/>
-        </w:rPr>
-        <w:t>(GPT</w:t>
-      </w:r>
-      <w:r>
-        <w:rPr>
-          <w:rFonts w:ascii="Cambria Math" w:hAnsi="Cambria Math" w:cs="Cambria Math"/>
-          <w:b/>
-          <w:sz w:val="14"/>
-          <w:szCs w:val="14"/>
-          <w:shd w:val="clear" w:color="auto" w:fill="B7B7B7"/>
+          <w:rFonts w:ascii="Arial" w:eastAsia="Arial" w:hAnsi="Arial" w:cs="Arial"/>
+          <w:b/>
+          <w:color w:val="000000"/>
+          <w:sz w:val="18"/>
+          <w:highlight w:val="lightGray"/>
+        </w:rPr>
+        <w:t># Source: AI Source: Provided by: [Data Path</w:t>
+      </w:r>
+      <w:r>
+        <w:rPr>
+          <w:rFonts w:ascii="Arial" w:eastAsia="Arial" w:hAnsi="Arial" w:cs="Arial"/>
+          <w:color w:val="000000"/>
+          <w:sz w:val="18"/>
+          <w:highlight w:val="lightGray"/>
+        </w:rPr>
+        <w:t xml:space="preserve">: Persons Table -&gt; ID Column: 1, Name_En Column: Motasem Essam] -&gt; </w:t>
+      </w:r>
+      <w:r>
+        <w:rPr>
+          <w:rFonts w:ascii="Arial" w:eastAsia="Arial" w:hAnsi="Arial" w:cs="Arial"/>
+          <w:b/>
+          <w:color w:val="000000"/>
+          <w:sz w:val="18"/>
+          <w:highlight w:val="lightGray"/>
+        </w:rPr>
+        <w:t>From:</w:t>
+      </w:r>
+      <w:r>
+        <w:rPr>
+          <w:rFonts w:ascii="Arial" w:eastAsia="Arial" w:hAnsi="Arial" w:cs="Arial"/>
+          <w:color w:val="000000"/>
+          <w:sz w:val="18"/>
+          <w:highlight w:val="lightGray"/>
+        </w:rPr>
+        <w:t xml:space="preserve"> [Chatgpt (GPT</w:t>
+      </w:r>
+      <w:r>
+        <w:rPr>
+          <w:rFonts w:ascii="Arial" w:eastAsia="Arial" w:hAnsi="Arial" w:cs="Cambria Math"/>
+          <w:color w:val="000000"/>
+          <w:sz w:val="18"/>
+          <w:highlight w:val="lightGray"/>
         </w:rPr>
         <w:t>‑</w:t>
       </w:r>
       <w:r>
         <w:rPr>
-          <w:b/>
-          <w:sz w:val="14"/>
-          <w:szCs w:val="14"/>
-          <w:shd w:val="clear" w:color="auto" w:fill="B7B7B7"/>
-        </w:rPr>
-        <w:t>5 Mini) at [9/4/2025]</w:t>
-      </w:r>
-    </w:p>
-    <w:p>
-      <w:pPr>
-        <w:rPr>
-          <w:rFonts w:ascii="Roboto Mono" w:hAnsi="Roboto Mono"/>
-          <w:lang w:val="en-US"/>
-        </w:rPr>
-      </w:pPr>
-      <w:r>
-        <w:rPr>
-          <w:rFonts w:ascii="Roboto Mono" w:hAnsi="Roboto Mono"/>
-          <w:lang w:val="en-US"/>
-        </w:rPr>
-        <w:lastRenderedPageBreak/>
+          <w:rFonts w:ascii="Arial" w:eastAsia="Arial" w:hAnsi="Arial" w:cs="Arial"/>
+          <w:color w:val="000000"/>
+          <w:sz w:val="18"/>
+          <w:highlight w:val="lightGray"/>
+        </w:rPr>
+        <w:t xml:space="preserve">5 Mini)] </w:t>
+      </w:r>
+      <w:r>
+        <w:rPr>
+          <w:rFonts w:ascii="Arial" w:eastAsia="Arial" w:hAnsi="Arial" w:cs="Arial"/>
+          <w:b/>
+          <w:color w:val="000000"/>
+          <w:sz w:val="18"/>
+          <w:highlight w:val="lightGray"/>
+        </w:rPr>
+        <w:t>on</w:t>
+      </w:r>
+      <w:r>
+        <w:rPr>
+          <w:rFonts w:ascii="Arial" w:eastAsia="Arial" w:hAnsi="Arial"/>
+          <w:sz w:val="18"/>
+          <w:highlight w:val="lightGray"/>
+        </w:rPr>
+        <w:t xml:space="preserve"> [9/4/2025]</w:t>
+      </w:r>
+    </w:p>
+    <w:p>
+      <w:pPr>
+        <w:rPr>
+          <w:rFonts w:ascii="Roboto Mono" w:hAnsi="Roboto Mono"/>
+        </w:rPr>
+      </w:pPr>
+      <w:r>
+        <w:rPr>
+          <w:rFonts w:ascii="Roboto Mono" w:hAnsi="Roboto Mono"/>
+        </w:rPr>
         <w:t xml:space="preserve">Not exactly — they are related but </w:t>
       </w:r>
       <w:r>
@@ -1641,14 +1744,12 @@
           <w:rFonts w:ascii="Roboto Mono" w:hAnsi="Roboto Mono"/>
           <w:b/>
           <w:bCs/>
-          <w:lang w:val="en-US"/>
         </w:rPr>
         <w:t>not the same</w:t>
       </w:r>
       <w:r>
         <w:rPr>
           <w:rFonts w:ascii="Roboto Mono" w:hAnsi="Roboto Mono"/>
-          <w:lang w:val="en-US"/>
         </w:rPr>
         <w:t>. Let me clarify:</w:t>
       </w:r>
@@ -1657,15 +1758,13 @@
       <w:pPr>
         <w:rPr>
           <w:rFonts w:ascii="Roboto Mono" w:hAnsi="Roboto Mono"/>
-          <w:lang w:val="en-US"/>
-        </w:rPr>
-      </w:pPr>
-      <w:r>
-        <w:rPr>
-          <w:rFonts w:ascii="Roboto Mono" w:hAnsi="Roboto Mono"/>
-          <w:lang w:val="en-US"/>
-        </w:rPr>
-        <w:pict w14:anchorId="081A0018">
+        </w:rPr>
+      </w:pPr>
+      <w:r>
+        <w:rPr>
+          <w:rFonts w:ascii="Roboto Mono" w:hAnsi="Roboto Mono"/>
+        </w:rPr>
+        <w:pict w14:anchorId="4ABBD015">
           <v:rect id="_x0000_i1031" style="width:0;height:1.5pt" o:hralign="center" o:hrstd="t" o:hr="t" fillcolor="#a0a0a0" stroked="f"/>
         </w:pict>
       </w:r>
@@ -1676,7 +1775,6 @@
           <w:rFonts w:ascii="Roboto Mono" w:hAnsi="Roboto Mono"/>
           <w:b/>
           <w:bCs/>
-          <w:lang w:val="en-US"/>
         </w:rPr>
       </w:pPr>
       <w:r>
@@ -1684,7 +1782,6 @@
           <w:rFonts w:ascii="Segoe UI Emoji" w:hAnsi="Segoe UI Emoji" w:cs="Segoe UI Emoji"/>
           <w:b/>
           <w:bCs/>
-          <w:lang w:val="en-US"/>
         </w:rPr>
         <w:t>🔹</w:t>
       </w:r>
@@ -1693,7 +1790,6 @@
           <w:rFonts w:ascii="Roboto Mono" w:hAnsi="Roboto Mono"/>
           <w:b/>
           <w:bCs/>
-          <w:lang w:val="en-US"/>
         </w:rPr>
         <w:t xml:space="preserve"> Difference Between Quality Status and Evaluating Quality</w:t>
       </w:r>
@@ -1704,7 +1800,6 @@
           <w:rFonts w:ascii="Roboto Mono" w:hAnsi="Roboto Mono"/>
           <w:b/>
           <w:bCs/>
-          <w:lang w:val="en-US"/>
         </w:rPr>
       </w:pPr>
       <w:r>
@@ -1712,7 +1807,7 @@
           <w:noProof/>
         </w:rPr>
         <w:drawing>
-          <wp:inline distT="0" distB="0" distL="0" distR="0" wp14:anchorId="1FB9C8BE" wp14:editId="3556E210">
+          <wp:inline distT="0" distB="0" distL="0" distR="0" wp14:anchorId="2740A67D" wp14:editId="763FD04A">
             <wp:extent cx="5943600" cy="2889250"/>
             <wp:effectExtent l="0" t="0" r="0" b="6350"/>
             <wp:docPr id="521505984" name="Picture 1"/>
@@ -1761,9 +1856,9 @@
         <w:tblLook w:val="04A0" w:firstRow="1" w:lastRow="0" w:firstColumn="1" w:lastColumn="0" w:noHBand="0" w:noVBand="1"/>
       </w:tblPr>
       <w:tblGrid>
-        <w:gridCol w:w="1396"/>
-        <w:gridCol w:w="3744"/>
-        <w:gridCol w:w="4220"/>
+        <w:gridCol w:w="1516"/>
+        <w:gridCol w:w="3683"/>
+        <w:gridCol w:w="4161"/>
       </w:tblGrid>
       <w:tr>
         <w:trPr>
@@ -1782,7 +1877,6 @@
                 <w:rFonts w:ascii="Roboto Mono" w:hAnsi="Roboto Mono"/>
                 <w:b/>
                 <w:bCs/>
-                <w:lang w:val="en-US"/>
               </w:rPr>
             </w:pPr>
             <w:r>
@@ -1790,7 +1884,6 @@
                 <w:rFonts w:ascii="Roboto Mono" w:hAnsi="Roboto Mono"/>
                 <w:b/>
                 <w:bCs/>
-                <w:lang w:val="en-US"/>
               </w:rPr>
               <w:t>Aspect</w:t>
             </w:r>
@@ -1808,7 +1901,6 @@
                 <w:rFonts w:ascii="Roboto Mono" w:hAnsi="Roboto Mono"/>
                 <w:b/>
                 <w:bCs/>
-                <w:lang w:val="en-US"/>
               </w:rPr>
             </w:pPr>
             <w:r>
@@ -1816,7 +1908,6 @@
                 <w:rFonts w:ascii="Roboto Mono" w:hAnsi="Roboto Mono"/>
                 <w:b/>
                 <w:bCs/>
-                <w:lang w:val="en-US"/>
               </w:rPr>
               <w:t>Quality Status</w:t>
             </w:r>
@@ -1834,7 +1925,6 @@
                 <w:rFonts w:ascii="Roboto Mono" w:hAnsi="Roboto Mono"/>
                 <w:b/>
                 <w:bCs/>
-                <w:lang w:val="en-US"/>
               </w:rPr>
             </w:pPr>
             <w:r>
@@ -1842,7 +1932,6 @@
                 <w:rFonts w:ascii="Roboto Mono" w:hAnsi="Roboto Mono"/>
                 <w:b/>
                 <w:bCs/>
-                <w:lang w:val="en-US"/>
               </w:rPr>
               <w:t>Evaluating Quality</w:t>
             </w:r>
@@ -1863,7 +1952,6 @@
             <w:pPr>
               <w:rPr>
                 <w:rFonts w:ascii="Roboto Mono" w:hAnsi="Roboto Mono"/>
-                <w:lang w:val="en-US"/>
               </w:rPr>
             </w:pPr>
             <w:r>
@@ -1871,7 +1959,6 @@
                 <w:rFonts w:ascii="Roboto Mono" w:hAnsi="Roboto Mono"/>
                 <w:b/>
                 <w:bCs/>
-                <w:lang w:val="en-US"/>
               </w:rPr>
               <w:t>Definition</w:t>
             </w:r>
@@ -1887,13 +1974,11 @@
             <w:pPr>
               <w:rPr>
                 <w:rFonts w:ascii="Roboto Mono" w:hAnsi="Roboto Mono"/>
-                <w:lang w:val="en-US"/>
               </w:rPr>
             </w:pPr>
             <w:r>
               <w:rPr>
                 <w:rFonts w:ascii="Roboto Mono" w:hAnsi="Roboto Mono"/>
-                <w:lang w:val="en-US"/>
               </w:rPr>
               <w:t xml:space="preserve">A </w:t>
             </w:r>
@@ -1902,14 +1987,12 @@
                 <w:rFonts w:ascii="Roboto Mono" w:hAnsi="Roboto Mono"/>
                 <w:b/>
                 <w:bCs/>
-                <w:lang w:val="en-US"/>
               </w:rPr>
               <w:t>snapshot</w:t>
             </w:r>
             <w:r>
               <w:rPr>
                 <w:rFonts w:ascii="Roboto Mono" w:hAnsi="Roboto Mono"/>
-                <w:lang w:val="en-US"/>
               </w:rPr>
               <w:t xml:space="preserve"> or measure of the current quality of the software at a specific point in time.</w:t>
             </w:r>
@@ -1925,13 +2008,11 @@
             <w:pPr>
               <w:rPr>
                 <w:rFonts w:ascii="Roboto Mono" w:hAnsi="Roboto Mono"/>
-                <w:lang w:val="en-US"/>
               </w:rPr>
             </w:pPr>
             <w:r>
               <w:rPr>
                 <w:rFonts w:ascii="Roboto Mono" w:hAnsi="Roboto Mono"/>
-                <w:lang w:val="en-US"/>
               </w:rPr>
               <w:t xml:space="preserve">The </w:t>
             </w:r>
@@ -1940,14 +2021,12 @@
                 <w:rFonts w:ascii="Roboto Mono" w:hAnsi="Roboto Mono"/>
                 <w:b/>
                 <w:bCs/>
-                <w:lang w:val="en-US"/>
               </w:rPr>
               <w:t>process</w:t>
             </w:r>
             <w:r>
               <w:rPr>
                 <w:rFonts w:ascii="Roboto Mono" w:hAnsi="Roboto Mono"/>
-                <w:lang w:val="en-US"/>
               </w:rPr>
               <w:t xml:space="preserve"> of assessing, analyzing, and measuring software quality over time.</w:t>
             </w:r>
@@ -1968,7 +2047,6 @@
             <w:pPr>
               <w:rPr>
                 <w:rFonts w:ascii="Roboto Mono" w:hAnsi="Roboto Mono"/>
-                <w:lang w:val="en-US"/>
               </w:rPr>
             </w:pPr>
             <w:r>
@@ -1976,7 +2054,6 @@
                 <w:rFonts w:ascii="Roboto Mono" w:hAnsi="Roboto Mono"/>
                 <w:b/>
                 <w:bCs/>
-                <w:lang w:val="en-US"/>
               </w:rPr>
               <w:t>Purpose</w:t>
             </w:r>
@@ -1992,13 +2069,11 @@
             <w:pPr>
               <w:rPr>
                 <w:rFonts w:ascii="Roboto Mono" w:hAnsi="Roboto Mono"/>
-                <w:lang w:val="en-US"/>
               </w:rPr>
             </w:pPr>
             <w:r>
               <w:rPr>
                 <w:rFonts w:ascii="Roboto Mono" w:hAnsi="Roboto Mono"/>
-                <w:lang w:val="en-US"/>
               </w:rPr>
               <w:t xml:space="preserve">Shows stakeholders </w:t>
             </w:r>
@@ -2007,14 +2082,12 @@
                 <w:rFonts w:ascii="Roboto Mono" w:hAnsi="Roboto Mono"/>
                 <w:b/>
                 <w:bCs/>
-                <w:lang w:val="en-US"/>
               </w:rPr>
               <w:t>how good the software is right now</w:t>
             </w:r>
             <w:r>
               <w:rPr>
                 <w:rFonts w:ascii="Roboto Mono" w:hAnsi="Roboto Mono"/>
-                <w:lang w:val="en-US"/>
               </w:rPr>
               <w:t xml:space="preserve"> (ready for release, needs fixes, etc.).</w:t>
             </w:r>
@@ -2030,13 +2103,11 @@
             <w:pPr>
               <w:rPr>
                 <w:rFonts w:ascii="Roboto Mono" w:hAnsi="Roboto Mono"/>
-                <w:lang w:val="en-US"/>
               </w:rPr>
             </w:pPr>
             <w:r>
               <w:rPr>
                 <w:rFonts w:ascii="Roboto Mono" w:hAnsi="Roboto Mono"/>
-                <w:lang w:val="en-US"/>
               </w:rPr>
               <w:t xml:space="preserve">Helps </w:t>
             </w:r>
@@ -2045,14 +2116,12 @@
                 <w:rFonts w:ascii="Roboto Mono" w:hAnsi="Roboto Mono"/>
                 <w:b/>
                 <w:bCs/>
-                <w:lang w:val="en-US"/>
               </w:rPr>
               <w:t>understand, improve, and control quality</w:t>
             </w:r>
             <w:r>
               <w:rPr>
                 <w:rFonts w:ascii="Roboto Mono" w:hAnsi="Roboto Mono"/>
-                <w:lang w:val="en-US"/>
               </w:rPr>
               <w:t xml:space="preserve"> through continuous assessment.</w:t>
             </w:r>
@@ -2073,7 +2142,6 @@
             <w:pPr>
               <w:rPr>
                 <w:rFonts w:ascii="Roboto Mono" w:hAnsi="Roboto Mono"/>
-                <w:lang w:val="en-US"/>
               </w:rPr>
             </w:pPr>
             <w:r>
@@ -2081,7 +2149,6 @@
                 <w:rFonts w:ascii="Roboto Mono" w:hAnsi="Roboto Mono"/>
                 <w:b/>
                 <w:bCs/>
-                <w:lang w:val="en-US"/>
               </w:rPr>
               <w:t>Nature</w:t>
             </w:r>
@@ -2097,13 +2164,11 @@
             <w:pPr>
               <w:rPr>
                 <w:rFonts w:ascii="Roboto Mono" w:hAnsi="Roboto Mono"/>
-                <w:lang w:val="en-US"/>
               </w:rPr>
             </w:pPr>
             <w:r>
               <w:rPr>
                 <w:rFonts w:ascii="Roboto Mono" w:hAnsi="Roboto Mono"/>
-                <w:lang w:val="en-US"/>
               </w:rPr>
               <w:t>Result/output (e.g., in a test report: “Moderate quality – 2 critical defects remaining”).</w:t>
             </w:r>
@@ -2119,13 +2184,11 @@
             <w:pPr>
               <w:rPr>
                 <w:rFonts w:ascii="Roboto Mono" w:hAnsi="Roboto Mono"/>
-                <w:lang w:val="en-US"/>
               </w:rPr>
             </w:pPr>
             <w:r>
               <w:rPr>
                 <w:rFonts w:ascii="Roboto Mono" w:hAnsi="Roboto Mono"/>
-                <w:lang w:val="en-US"/>
               </w:rPr>
               <w:t>Activity/method (using metrics, reviews, testing, audits to evaluate quality).</w:t>
             </w:r>
@@ -2146,7 +2209,6 @@
             <w:pPr>
               <w:rPr>
                 <w:rFonts w:ascii="Roboto Mono" w:hAnsi="Roboto Mono"/>
-                <w:lang w:val="en-US"/>
               </w:rPr>
             </w:pPr>
             <w:r>
@@ -2154,7 +2216,6 @@
                 <w:rFonts w:ascii="Roboto Mono" w:hAnsi="Roboto Mono"/>
                 <w:b/>
                 <w:bCs/>
-                <w:lang w:val="en-US"/>
               </w:rPr>
               <w:t>Example</w:t>
             </w:r>
@@ -2170,13 +2231,11 @@
             <w:pPr>
               <w:rPr>
                 <w:rFonts w:ascii="Roboto Mono" w:hAnsi="Roboto Mono"/>
-                <w:lang w:val="en-US"/>
               </w:rPr>
             </w:pPr>
             <w:r>
               <w:rPr>
                 <w:rFonts w:ascii="Roboto Mono" w:hAnsi="Roboto Mono"/>
-                <w:lang w:val="en-US"/>
               </w:rPr>
               <w:t>“95% of test cases passed; 2 critical defects; quality status = Moderate.”</w:t>
             </w:r>
@@ -2192,13 +2251,11 @@
             <w:pPr>
               <w:rPr>
                 <w:rFonts w:ascii="Roboto Mono" w:hAnsi="Roboto Mono"/>
-                <w:lang w:val="en-US"/>
               </w:rPr>
             </w:pPr>
             <w:r>
               <w:rPr>
                 <w:rFonts w:ascii="Roboto Mono" w:hAnsi="Roboto Mono"/>
-                <w:lang w:val="en-US"/>
               </w:rPr>
               <w:t>“We analyzed test execution results, defect trends, and coverage to evaluate overall software quality.”</w:t>
             </w:r>
@@ -2210,15 +2267,13 @@
       <w:pPr>
         <w:rPr>
           <w:rFonts w:ascii="Roboto Mono" w:hAnsi="Roboto Mono"/>
-          <w:lang w:val="en-US"/>
-        </w:rPr>
-      </w:pPr>
-      <w:r>
-        <w:rPr>
-          <w:rFonts w:ascii="Roboto Mono" w:hAnsi="Roboto Mono"/>
-          <w:lang w:val="en-US"/>
-        </w:rPr>
-        <w:pict w14:anchorId="688240E1">
+        </w:rPr>
+      </w:pPr>
+      <w:r>
+        <w:rPr>
+          <w:rFonts w:ascii="Roboto Mono" w:hAnsi="Roboto Mono"/>
+        </w:rPr>
+        <w:pict w14:anchorId="222A879A">
           <v:rect id="_x0000_i1032" style="width:0;height:1.5pt" o:hralign="center" o:hrstd="t" o:hr="t" fillcolor="#a0a0a0" stroked="f"/>
         </w:pict>
       </w:r>
@@ -2229,7 +2284,6 @@
           <w:rFonts w:ascii="Roboto Mono" w:hAnsi="Roboto Mono"/>
           <w:b/>
           <w:bCs/>
-          <w:lang w:val="en-US"/>
         </w:rPr>
       </w:pPr>
       <w:r>
@@ -2237,7 +2291,6 @@
           <w:rFonts w:ascii="Segoe UI Emoji" w:hAnsi="Segoe UI Emoji" w:cs="Segoe UI Emoji"/>
           <w:b/>
           <w:bCs/>
-          <w:lang w:val="en-US"/>
         </w:rPr>
         <w:t>💡</w:t>
       </w:r>
@@ -2246,7 +2299,6 @@
           <w:rFonts w:ascii="Roboto Mono" w:hAnsi="Roboto Mono"/>
           <w:b/>
           <w:bCs/>
-          <w:lang w:val="en-US"/>
         </w:rPr>
         <w:t xml:space="preserve"> Key Point</w:t>
       </w:r>
@@ -2257,9 +2309,9 @@
           <w:ilvl w:val="0"/>
           <w:numId w:val="6"/>
         </w:numPr>
-        <w:rPr>
-          <w:rFonts w:ascii="Roboto Mono" w:hAnsi="Roboto Mono"/>
-          <w:lang w:val="en-US"/>
+        <w:spacing w:after="0" w:line="276" w:lineRule="auto"/>
+        <w:rPr>
+          <w:rFonts w:ascii="Roboto Mono" w:hAnsi="Roboto Mono"/>
         </w:rPr>
       </w:pPr>
       <w:r>
@@ -2267,27 +2319,21 @@
           <w:rFonts w:ascii="Roboto Mono" w:hAnsi="Roboto Mono"/>
           <w:b/>
           <w:bCs/>
-          <w:lang w:val="en-US"/>
         </w:rPr>
         <w:t>Evaluating quality</w:t>
       </w:r>
       <w:r>
         <w:rPr>
           <w:rFonts w:ascii="Roboto Mono" w:hAnsi="Roboto Mono"/>
-          <w:lang w:val="en-US"/>
         </w:rPr>
         <w:t xml:space="preserve"> </w:t>
       </w:r>
       <w:r>
-        <w:rPr>
-          <w:lang w:val="en-US"/>
-        </w:rPr>
         <w:t>→</w:t>
       </w:r>
       <w:r>
         <w:rPr>
           <w:rFonts w:ascii="Roboto Mono" w:hAnsi="Roboto Mono"/>
-          <w:lang w:val="en-US"/>
         </w:rPr>
         <w:t xml:space="preserve"> </w:t>
       </w:r>
@@ -2296,14 +2342,12 @@
           <w:rFonts w:ascii="Roboto Mono" w:hAnsi="Roboto Mono"/>
           <w:i/>
           <w:iCs/>
-          <w:lang w:val="en-US"/>
         </w:rPr>
         <w:t>what we do</w:t>
       </w:r>
       <w:r>
         <w:rPr>
           <w:rFonts w:ascii="Roboto Mono" w:hAnsi="Roboto Mono"/>
-          <w:lang w:val="en-US"/>
         </w:rPr>
         <w:t>: analysis and assessment.</w:t>
       </w:r>
@@ -2314,9 +2358,9 @@
           <w:ilvl w:val="0"/>
           <w:numId w:val="6"/>
         </w:numPr>
-        <w:rPr>
-          <w:rFonts w:ascii="Roboto Mono" w:hAnsi="Roboto Mono"/>
-          <w:lang w:val="en-US"/>
+        <w:spacing w:after="0" w:line="276" w:lineRule="auto"/>
+        <w:rPr>
+          <w:rFonts w:ascii="Roboto Mono" w:hAnsi="Roboto Mono"/>
         </w:rPr>
       </w:pPr>
       <w:r>
@@ -2324,28 +2368,21 @@
           <w:rFonts w:ascii="Roboto Mono" w:hAnsi="Roboto Mono"/>
           <w:b/>
           <w:bCs/>
-          <w:lang w:val="en-US"/>
-        </w:rPr>
-        <w:lastRenderedPageBreak/>
+        </w:rPr>
         <w:t>Quality status</w:t>
       </w:r>
       <w:r>
         <w:rPr>
           <w:rFonts w:ascii="Roboto Mono" w:hAnsi="Roboto Mono"/>
-          <w:lang w:val="en-US"/>
         </w:rPr>
         <w:t xml:space="preserve"> </w:t>
       </w:r>
       <w:r>
-        <w:rPr>
-          <w:lang w:val="en-US"/>
-        </w:rPr>
         <w:t>→</w:t>
       </w:r>
       <w:r>
         <w:rPr>
           <w:rFonts w:ascii="Roboto Mono" w:hAnsi="Roboto Mono"/>
-          <w:lang w:val="en-US"/>
         </w:rPr>
         <w:t xml:space="preserve"> </w:t>
       </w:r>
@@ -2354,14 +2391,12 @@
           <w:rFonts w:ascii="Roboto Mono" w:hAnsi="Roboto Mono"/>
           <w:i/>
           <w:iCs/>
-          <w:lang w:val="en-US"/>
         </w:rPr>
         <w:t>what we get</w:t>
       </w:r>
       <w:r>
         <w:rPr>
           <w:rFonts w:ascii="Roboto Mono" w:hAnsi="Roboto Mono"/>
-          <w:lang w:val="en-US"/>
         </w:rPr>
         <w:t>: the outcome of that evaluation at a particular time.</w:t>
       </w:r>
@@ -2370,13 +2405,11 @@
       <w:pPr>
         <w:rPr>
           <w:rFonts w:ascii="Roboto Mono" w:hAnsi="Roboto Mono"/>
-          <w:lang w:val="en-US"/>
-        </w:rPr>
-      </w:pPr>
-      <w:r>
-        <w:rPr>
-          <w:rFonts w:ascii="Roboto Mono" w:hAnsi="Roboto Mono"/>
-          <w:lang w:val="en-US"/>
+        </w:rPr>
+      </w:pPr>
+      <w:r>
+        <w:rPr>
+          <w:rFonts w:ascii="Roboto Mono" w:hAnsi="Roboto Mono"/>
         </w:rPr>
         <w:t xml:space="preserve">Think of it like a </w:t>
       </w:r>
@@ -2385,14 +2418,12 @@
           <w:rFonts w:ascii="Roboto Mono" w:hAnsi="Roboto Mono"/>
           <w:b/>
           <w:bCs/>
-          <w:lang w:val="en-US"/>
         </w:rPr>
         <w:t>health check</w:t>
       </w:r>
       <w:r>
         <w:rPr>
           <w:rFonts w:ascii="Roboto Mono" w:hAnsi="Roboto Mono"/>
-          <w:lang w:val="en-US"/>
         </w:rPr>
         <w:t>:</w:t>
       </w:r>
@@ -2403,9 +2434,9 @@
           <w:ilvl w:val="0"/>
           <w:numId w:val="7"/>
         </w:numPr>
-        <w:rPr>
-          <w:rFonts w:ascii="Roboto Mono" w:hAnsi="Roboto Mono"/>
-          <w:lang w:val="en-US"/>
+        <w:spacing w:after="0" w:line="276" w:lineRule="auto"/>
+        <w:rPr>
+          <w:rFonts w:ascii="Roboto Mono" w:hAnsi="Roboto Mono"/>
         </w:rPr>
       </w:pPr>
       <w:r>
@@ -2413,14 +2444,12 @@
           <w:rFonts w:ascii="Roboto Mono" w:hAnsi="Roboto Mono"/>
           <w:b/>
           <w:bCs/>
-          <w:lang w:val="en-US"/>
         </w:rPr>
         <w:t>Evaluating quality</w:t>
       </w:r>
       <w:r>
         <w:rPr>
           <w:rFonts w:ascii="Roboto Mono" w:hAnsi="Roboto Mono"/>
-          <w:lang w:val="en-US"/>
         </w:rPr>
         <w:t xml:space="preserve"> = the doctor examining you, taking tests.</w:t>
       </w:r>
@@ -2431,9 +2460,9 @@
           <w:ilvl w:val="0"/>
           <w:numId w:val="7"/>
         </w:numPr>
-        <w:rPr>
-          <w:rFonts w:ascii="Roboto Mono" w:hAnsi="Roboto Mono"/>
-          <w:lang w:val="en-US"/>
+        <w:spacing w:after="0" w:line="276" w:lineRule="auto"/>
+        <w:rPr>
+          <w:rFonts w:ascii="Roboto Mono" w:hAnsi="Roboto Mono"/>
         </w:rPr>
       </w:pPr>
       <w:r>
@@ -2441,46 +2470,31 @@
           <w:rFonts w:ascii="Roboto Mono" w:hAnsi="Roboto Mono"/>
           <w:b/>
           <w:bCs/>
-          <w:lang w:val="en-US"/>
         </w:rPr>
         <w:t>Quality status</w:t>
       </w:r>
       <w:r>
         <w:rPr>
           <w:rFonts w:ascii="Roboto Mono" w:hAnsi="Roboto Mono"/>
-          <w:lang w:val="en-US"/>
         </w:rPr>
         <w:t xml:space="preserve"> = the report card saying “Your health is good/moderate/poor.”</w:t>
       </w:r>
     </w:p>
     <w:p>
-      <w:pPr>
-        <w:rPr>
-          <w:lang w:val="en-US"/>
-        </w:rPr>
-      </w:pPr>
-      <w:r>
-        <w:rPr>
-          <w:lang w:val="en-US"/>
-        </w:rPr>
-        <w:pict w14:anchorId="67FFDF5D">
+      <w:r>
+        <w:pict w14:anchorId="54A0EDD8">
           <v:rect id="_x0000_i1033" style="width:0;height:1.5pt" o:hralign="center" o:hrstd="t" o:hr="t" fillcolor="#a0a0a0" stroked="f"/>
         </w:pict>
       </w:r>
     </w:p>
-    <w:p>
-      <w:pPr>
-        <w:rPr>
-          <w:lang w:val="en-US"/>
-        </w:rPr>
-      </w:pPr>
-    </w:p>
+    <w:p/>
+    <w:p/>
     <w:p/>
     <w:sectPr>
       <w:pgSz w:w="12240" w:h="15840"/>
       <w:pgMar w:top="1440" w:right="1440" w:bottom="1440" w:left="1440" w:header="720" w:footer="720" w:gutter="0"/>
-      <w:pgNumType w:start="1"/>
       <w:cols w:space="720"/>
+      <w:docGrid w:linePitch="360"/>
     </w:sectPr>
   </w:body>
 </w:document>
@@ -3815,18 +3829,6 @@
   <w:style w:type="paragraph" w:default="1" w:styleId="Normal">
     <w:name w:val="Normal"/>
     <w:qFormat/>
-    <w:rsid w:val="0006357E"/>
-    <w:pPr>
-      <w:spacing w:after="0" w:line="276" w:lineRule="auto"/>
-    </w:pPr>
-    <w:rPr>
-      <w:rFonts w:ascii="Arial" w:eastAsia="Arial" w:hAnsi="Arial" w:cs="Arial"/>
-      <w:kern w:val="0"/>
-      <w:sz w:val="22"/>
-      <w:szCs w:val="22"/>
-      <w:lang w:val="en"/>
-      <w14:ligatures w14:val="none"/>
-    </w:rPr>
   </w:style>
   <w:style w:type="paragraph" w:styleId="Heading1">
     <w:name w:val="heading 1"/>
@@ -3835,7 +3837,7 @@
     <w:link w:val="Heading1Char"/>
     <w:uiPriority w:val="9"/>
     <w:qFormat/>
-    <w:rsid w:val="00326645"/>
+    <w:rsid w:val="00926675"/>
     <w:pPr>
       <w:keepNext/>
       <w:keepLines/>
@@ -3857,7 +3859,7 @@
     <w:uiPriority w:val="9"/>
     <w:unhideWhenUsed/>
     <w:qFormat/>
-    <w:rsid w:val="00326645"/>
+    <w:rsid w:val="00926675"/>
     <w:pPr>
       <w:keepNext/>
       <w:keepLines/>
@@ -3879,7 +3881,7 @@
     <w:uiPriority w:val="9"/>
     <w:unhideWhenUsed/>
     <w:qFormat/>
-    <w:rsid w:val="00326645"/>
+    <w:rsid w:val="00926675"/>
     <w:pPr>
       <w:keepNext/>
       <w:keepLines/>
@@ -3902,7 +3904,7 @@
     <w:semiHidden/>
     <w:unhideWhenUsed/>
     <w:qFormat/>
-    <w:rsid w:val="00326645"/>
+    <w:rsid w:val="00926675"/>
     <w:pPr>
       <w:keepNext/>
       <w:keepLines/>
@@ -3925,7 +3927,7 @@
     <w:semiHidden/>
     <w:unhideWhenUsed/>
     <w:qFormat/>
-    <w:rsid w:val="00326645"/>
+    <w:rsid w:val="00926675"/>
     <w:pPr>
       <w:keepNext/>
       <w:keepLines/>
@@ -3946,11 +3948,11 @@
     <w:semiHidden/>
     <w:unhideWhenUsed/>
     <w:qFormat/>
-    <w:rsid w:val="00326645"/>
+    <w:rsid w:val="00926675"/>
     <w:pPr>
       <w:keepNext/>
       <w:keepLines/>
-      <w:spacing w:before="40"/>
+      <w:spacing w:before="40" w:after="0"/>
       <w:outlineLvl w:val="5"/>
     </w:pPr>
     <w:rPr>
@@ -3969,11 +3971,11 @@
     <w:semiHidden/>
     <w:unhideWhenUsed/>
     <w:qFormat/>
-    <w:rsid w:val="00326645"/>
+    <w:rsid w:val="00926675"/>
     <w:pPr>
       <w:keepNext/>
       <w:keepLines/>
-      <w:spacing w:before="40"/>
+      <w:spacing w:before="40" w:after="0"/>
       <w:outlineLvl w:val="6"/>
     </w:pPr>
     <w:rPr>
@@ -3990,10 +3992,11 @@
     <w:semiHidden/>
     <w:unhideWhenUsed/>
     <w:qFormat/>
-    <w:rsid w:val="00326645"/>
+    <w:rsid w:val="00926675"/>
     <w:pPr>
       <w:keepNext/>
       <w:keepLines/>
+      <w:spacing w:after="0"/>
       <w:outlineLvl w:val="7"/>
     </w:pPr>
     <w:rPr>
@@ -4012,10 +4015,11 @@
     <w:semiHidden/>
     <w:unhideWhenUsed/>
     <w:qFormat/>
-    <w:rsid w:val="00326645"/>
+    <w:rsid w:val="00926675"/>
     <w:pPr>
       <w:keepNext/>
       <w:keepLines/>
+      <w:spacing w:after="0"/>
       <w:outlineLvl w:val="8"/>
     </w:pPr>
     <w:rPr>
@@ -4055,7 +4059,7 @@
     <w:basedOn w:val="DefaultParagraphFont"/>
     <w:link w:val="Heading1"/>
     <w:uiPriority w:val="9"/>
-    <w:rsid w:val="00326645"/>
+    <w:rsid w:val="00926675"/>
     <w:rPr>
       <w:rFonts w:asciiTheme="majorHAnsi" w:eastAsiaTheme="majorEastAsia" w:hAnsiTheme="majorHAnsi" w:cstheme="majorBidi"/>
       <w:color w:val="2F5496" w:themeColor="accent1" w:themeShade="BF"/>
@@ -4068,7 +4072,7 @@
     <w:basedOn w:val="DefaultParagraphFont"/>
     <w:link w:val="Heading2"/>
     <w:uiPriority w:val="9"/>
-    <w:rsid w:val="00326645"/>
+    <w:rsid w:val="00926675"/>
     <w:rPr>
       <w:rFonts w:asciiTheme="majorHAnsi" w:eastAsiaTheme="majorEastAsia" w:hAnsiTheme="majorHAnsi" w:cstheme="majorBidi"/>
       <w:color w:val="2F5496" w:themeColor="accent1" w:themeShade="BF"/>
@@ -4081,7 +4085,7 @@
     <w:basedOn w:val="DefaultParagraphFont"/>
     <w:link w:val="Heading3"/>
     <w:uiPriority w:val="9"/>
-    <w:rsid w:val="00326645"/>
+    <w:rsid w:val="00926675"/>
     <w:rPr>
       <w:rFonts w:eastAsiaTheme="majorEastAsia" w:cstheme="majorBidi"/>
       <w:color w:val="2F5496" w:themeColor="accent1" w:themeShade="BF"/>
@@ -4095,7 +4099,7 @@
     <w:link w:val="Heading4"/>
     <w:uiPriority w:val="9"/>
     <w:semiHidden/>
-    <w:rsid w:val="00326645"/>
+    <w:rsid w:val="00926675"/>
     <w:rPr>
       <w:rFonts w:eastAsiaTheme="majorEastAsia" w:cstheme="majorBidi"/>
       <w:i/>
@@ -4109,7 +4113,7 @@
     <w:link w:val="Heading5"/>
     <w:uiPriority w:val="9"/>
     <w:semiHidden/>
-    <w:rsid w:val="00326645"/>
+    <w:rsid w:val="00926675"/>
     <w:rPr>
       <w:rFonts w:eastAsiaTheme="majorEastAsia" w:cstheme="majorBidi"/>
       <w:color w:val="2F5496" w:themeColor="accent1" w:themeShade="BF"/>
@@ -4121,7 +4125,7 @@
     <w:link w:val="Heading6"/>
     <w:uiPriority w:val="9"/>
     <w:semiHidden/>
-    <w:rsid w:val="00326645"/>
+    <w:rsid w:val="00926675"/>
     <w:rPr>
       <w:rFonts w:eastAsiaTheme="majorEastAsia" w:cstheme="majorBidi"/>
       <w:i/>
@@ -4135,7 +4139,7 @@
     <w:link w:val="Heading7"/>
     <w:uiPriority w:val="9"/>
     <w:semiHidden/>
-    <w:rsid w:val="00326645"/>
+    <w:rsid w:val="00926675"/>
     <w:rPr>
       <w:rFonts w:eastAsiaTheme="majorEastAsia" w:cstheme="majorBidi"/>
       <w:color w:val="595959" w:themeColor="text1" w:themeTint="A6"/>
@@ -4147,7 +4151,7 @@
     <w:link w:val="Heading8"/>
     <w:uiPriority w:val="9"/>
     <w:semiHidden/>
-    <w:rsid w:val="00326645"/>
+    <w:rsid w:val="00926675"/>
     <w:rPr>
       <w:rFonts w:eastAsiaTheme="majorEastAsia" w:cstheme="majorBidi"/>
       <w:i/>
@@ -4161,7 +4165,7 @@
     <w:link w:val="Heading9"/>
     <w:uiPriority w:val="9"/>
     <w:semiHidden/>
-    <w:rsid w:val="00326645"/>
+    <w:rsid w:val="00926675"/>
     <w:rPr>
       <w:rFonts w:eastAsiaTheme="majorEastAsia" w:cstheme="majorBidi"/>
       <w:color w:val="272727" w:themeColor="text1" w:themeTint="D8"/>
@@ -4174,7 +4178,7 @@
     <w:link w:val="TitleChar"/>
     <w:uiPriority w:val="10"/>
     <w:qFormat/>
-    <w:rsid w:val="00326645"/>
+    <w:rsid w:val="00926675"/>
     <w:pPr>
       <w:spacing w:after="80" w:line="240" w:lineRule="auto"/>
       <w:contextualSpacing/>
@@ -4192,7 +4196,7 @@
     <w:basedOn w:val="DefaultParagraphFont"/>
     <w:link w:val="Title"/>
     <w:uiPriority w:val="10"/>
-    <w:rsid w:val="00326645"/>
+    <w:rsid w:val="00926675"/>
     <w:rPr>
       <w:rFonts w:asciiTheme="majorHAnsi" w:eastAsiaTheme="majorEastAsia" w:hAnsiTheme="majorHAnsi" w:cstheme="majorBidi"/>
       <w:spacing w:val="-10"/>
@@ -4208,7 +4212,7 @@
     <w:link w:val="SubtitleChar"/>
     <w:uiPriority w:val="11"/>
     <w:qFormat/>
-    <w:rsid w:val="00326645"/>
+    <w:rsid w:val="00926675"/>
     <w:pPr>
       <w:numPr>
         <w:ilvl w:val="1"/>
@@ -4227,7 +4231,7 @@
     <w:basedOn w:val="DefaultParagraphFont"/>
     <w:link w:val="Subtitle"/>
     <w:uiPriority w:val="11"/>
-    <w:rsid w:val="00326645"/>
+    <w:rsid w:val="00926675"/>
     <w:rPr>
       <w:rFonts w:eastAsiaTheme="majorEastAsia" w:cstheme="majorBidi"/>
       <w:color w:val="595959" w:themeColor="text1" w:themeTint="A6"/>
@@ -4243,7 +4247,7 @@
     <w:link w:val="QuoteChar"/>
     <w:uiPriority w:val="29"/>
     <w:qFormat/>
-    <w:rsid w:val="00326645"/>
+    <w:rsid w:val="00926675"/>
     <w:pPr>
       <w:spacing w:before="160"/>
       <w:jc w:val="center"/>
@@ -4259,7 +4263,7 @@
     <w:basedOn w:val="DefaultParagraphFont"/>
     <w:link w:val="Quote"/>
     <w:uiPriority w:val="29"/>
-    <w:rsid w:val="00326645"/>
+    <w:rsid w:val="00926675"/>
     <w:rPr>
       <w:i/>
       <w:iCs/>
@@ -4271,7 +4275,7 @@
     <w:basedOn w:val="Normal"/>
     <w:uiPriority w:val="34"/>
     <w:qFormat/>
-    <w:rsid w:val="00326645"/>
+    <w:rsid w:val="00926675"/>
     <w:pPr>
       <w:ind w:left="720"/>
       <w:contextualSpacing/>
@@ -4282,7 +4286,7 @@
     <w:basedOn w:val="DefaultParagraphFont"/>
     <w:uiPriority w:val="21"/>
     <w:qFormat/>
-    <w:rsid w:val="00326645"/>
+    <w:rsid w:val="00926675"/>
     <w:rPr>
       <w:i/>
       <w:iCs/>
@@ -4296,7 +4300,7 @@
     <w:link w:val="IntenseQuoteChar"/>
     <w:uiPriority w:val="30"/>
     <w:qFormat/>
-    <w:rsid w:val="00326645"/>
+    <w:rsid w:val="00926675"/>
     <w:pPr>
       <w:pBdr>
         <w:top w:val="single" w:sz="4" w:space="10" w:color="2F5496" w:themeColor="accent1" w:themeShade="BF"/>
@@ -4317,7 +4321,7 @@
     <w:basedOn w:val="DefaultParagraphFont"/>
     <w:link w:val="IntenseQuote"/>
     <w:uiPriority w:val="30"/>
-    <w:rsid w:val="00326645"/>
+    <w:rsid w:val="00926675"/>
     <w:rPr>
       <w:i/>
       <w:iCs/>
@@ -4329,7 +4333,7 @@
     <w:basedOn w:val="DefaultParagraphFont"/>
     <w:uiPriority w:val="32"/>
     <w:qFormat/>
-    <w:rsid w:val="00326645"/>
+    <w:rsid w:val="00926675"/>
     <w:rPr>
       <w:b/>
       <w:bCs/>
